--- a/content.docx
+++ b/content.docx
@@ -1,6 +1,6 @@
 
 <file path=word/document.xml><?xml version="1.0" encoding="utf-8"?>
-<w:document xmlns:wpc="http://schemas.microsoft.com/office/word/2010/wordprocessingCanvas" xmlns:cx="http://schemas.microsoft.com/office/drawing/2014/chartex" xmlns:cx1="http://schemas.microsoft.com/office/drawing/2015/9/8/chartex" xmlns:cx2="http://schemas.microsoft.com/office/drawing/2015/10/21/chartex" xmlns:cx3="http://schemas.microsoft.com/office/drawing/2016/5/9/chartex" xmlns:cx4="http://schemas.microsoft.com/office/drawing/2016/5/10/chartex" xmlns:cx5="http://schemas.microsoft.com/office/drawing/2016/5/11/chartex" xmlns:cx6="http://schemas.microsoft.com/office/drawing/2016/5/12/chartex" xmlns:cx7="http://schemas.microsoft.com/office/drawing/2016/5/13/chartex" xmlns:cx8="http://schemas.microsoft.com/office/drawing/2016/5/14/chartex" xmlns:mc="http://schemas.openxmlformats.org/markup-compatibility/2006" xmlns:aink="http://schemas.microsoft.com/office/drawing/2016/ink" xmlns:am3d="http://schemas.microsoft.com/office/drawing/2017/model3d" xmlns:o="urn:schemas-microsoft-com:office:office" xmlns:oel="http://schemas.microsoft.com/office/2019/extlst" xmlns:r="http://schemas.openxmlformats.org/officeDocument/2006/relationships" xmlns:m="http://schemas.openxmlformats.org/officeDocument/2006/math" xmlns:v="urn:schemas-microsoft-com:vml" xmlns:wp14="http://schemas.microsoft.com/office/word/2010/wordprocessingDrawing" xmlns:wp="http://schemas.openxmlformats.org/drawingml/2006/wordprocessingDrawing" xmlns:w10="urn:schemas-microsoft-com:office:word" xmlns:w="http://schemas.openxmlformats.org/wordprocessingml/2006/main" xmlns:w14="http://schemas.microsoft.com/office/word/2010/wordml" xmlns:w15="http://schemas.microsoft.com/office/word/2012/wordml" xmlns:w16cex="http://schemas.microsoft.com/office/word/2018/wordml/cex" xmlns:w16cid="http://schemas.microsoft.com/office/word/2016/wordml/cid" xmlns:w16="http://schemas.microsoft.com/office/word/2018/wordml" xmlns:w16du="http://schemas.microsoft.com/office/word/2023/wordml/word16du" xmlns:w16sdtdh="http://schemas.microsoft.com/office/word/2020/wordml/sdtdatahash" xmlns:w16se="http://schemas.microsoft.com/office/word/2015/wordml/symex" xmlns:wpg="http://schemas.microsoft.com/office/word/2010/wordprocessingGroup" xmlns:wpi="http://schemas.microsoft.com/office/word/2010/wordprocessingInk" xmlns:wne="http://schemas.microsoft.com/office/word/2006/wordml" xmlns:wps="http://schemas.microsoft.com/office/word/2010/wordprocessingShape" mc:Ignorable="w14 w15 w16se w16cid w16 w16cex w16sdtdh w16du wp14">
+<w:document xmlns:wpc="http://schemas.microsoft.com/office/word/2010/wordprocessingCanvas" xmlns:cx="http://schemas.microsoft.com/office/drawing/2014/chartex" xmlns:cx1="http://schemas.microsoft.com/office/drawing/2015/9/8/chartex" xmlns:cx2="http://schemas.microsoft.com/office/drawing/2015/10/21/chartex" xmlns:cx3="http://schemas.microsoft.com/office/drawing/2016/5/9/chartex" xmlns:cx4="http://schemas.microsoft.com/office/drawing/2016/5/10/chartex" xmlns:cx5="http://schemas.microsoft.com/office/drawing/2016/5/11/chartex" xmlns:cx6="http://schemas.microsoft.com/office/drawing/2016/5/12/chartex" xmlns:cx7="http://schemas.microsoft.com/office/drawing/2016/5/13/chartex" xmlns:cx8="http://schemas.microsoft.com/office/drawing/2016/5/14/chartex" xmlns:mc="http://schemas.openxmlformats.org/markup-compatibility/2006" xmlns:aink="http://schemas.microsoft.com/office/drawing/2016/ink" xmlns:am3d="http://schemas.microsoft.com/office/drawing/2017/model3d" xmlns:o="urn:schemas-microsoft-com:office:office" xmlns:oel="http://schemas.microsoft.com/office/2019/extlst" xmlns:r="http://schemas.openxmlformats.org/officeDocument/2006/relationships" xmlns:m="http://schemas.openxmlformats.org/officeDocument/2006/math" xmlns:v="urn:schemas-microsoft-com:vml" xmlns:wp14="http://schemas.microsoft.com/office/word/2010/wordprocessingDrawing" xmlns:wp="http://schemas.openxmlformats.org/drawingml/2006/wordprocessingDrawing" xmlns:w10="urn:schemas-microsoft-com:office:word" xmlns:w="http://schemas.openxmlformats.org/wordprocessingml/2006/main" xmlns:w14="http://schemas.microsoft.com/office/word/2010/wordml" xmlns:w15="http://schemas.microsoft.com/office/word/2012/wordml" xmlns:w16cex="http://schemas.microsoft.com/office/word/2018/wordml/cex" xmlns:w16cid="http://schemas.microsoft.com/office/word/2016/wordml/cid" xmlns:w16="http://schemas.microsoft.com/office/word/2018/wordml" xmlns:w16sdtdh="http://schemas.microsoft.com/office/word/2020/wordml/sdtdatahash" xmlns:w16se="http://schemas.microsoft.com/office/word/2015/wordml/symex" xmlns:wpg="http://schemas.microsoft.com/office/word/2010/wordprocessingGroup" xmlns:wpi="http://schemas.microsoft.com/office/word/2010/wordprocessingInk" xmlns:wne="http://schemas.microsoft.com/office/word/2006/wordml" xmlns:wps="http://schemas.microsoft.com/office/word/2010/wordprocessingShape" mc:Ignorable="w14 w15 w16se w16cid w16 w16cex w16sdtdh wp14">
   <w:background w:color="1D212D"/>
   <w:body>
     <w:sdt>
@@ -18,822 +18,209 @@
             <w:rPr>
               <w:noProof/>
             </w:rPr>
-            <mc:AlternateContent>
-              <mc:Choice Requires="wpg">
-                <w:drawing>
-                  <wp:anchor distT="0" distB="0" distL="114300" distR="114300" simplePos="0" relativeHeight="251659264" behindDoc="1" locked="0" layoutInCell="1" allowOverlap="1" wp14:anchorId="1288C7D1" wp14:editId="65A5BDF9">
-                    <wp:simplePos x="0" y="0"/>
-                    <wp:positionH relativeFrom="margin">
-                      <wp:align>center</wp:align>
-                    </wp:positionH>
-                    <mc:AlternateContent>
-                      <mc:Choice Requires="wp14">
-                        <wp:positionV relativeFrom="page">
-                          <wp14:pctPosVOffset>4500</wp14:pctPosVOffset>
-                        </wp:positionV>
-                      </mc:Choice>
-                      <mc:Fallback>
-                        <wp:positionV relativeFrom="page">
-                          <wp:posOffset>480695</wp:posOffset>
-                        </wp:positionV>
-                      </mc:Fallback>
-                    </mc:AlternateContent>
-                    <wp:extent cx="6858000" cy="7068185"/>
-                    <wp:effectExtent l="0" t="0" r="0" b="0"/>
-                    <wp:wrapNone/>
-                    <wp:docPr id="125" name="Group 125"/>
-                    <wp:cNvGraphicFramePr>
-                      <a:graphicFrameLocks xmlns:a="http://schemas.openxmlformats.org/drawingml/2006/main" noChangeAspect="1"/>
-                    </wp:cNvGraphicFramePr>
-                    <a:graphic xmlns:a="http://schemas.openxmlformats.org/drawingml/2006/main">
-                      <a:graphicData uri="http://schemas.microsoft.com/office/word/2010/wordprocessingGroup">
-                        <wpg:wgp>
-                          <wpg:cNvGrpSpPr>
-                            <a:grpSpLocks noChangeAspect="1"/>
-                          </wpg:cNvGrpSpPr>
-                          <wpg:grpSpPr>
-                            <a:xfrm>
-                              <a:off x="0" y="0"/>
-                              <a:ext cx="6858000" cy="7068185"/>
-                              <a:chOff x="0" y="0"/>
-                              <a:chExt cx="5561330" cy="5404485"/>
-                            </a:xfrm>
-                          </wpg:grpSpPr>
-                          <wps:wsp>
-                            <wps:cNvPr id="126" name="Freeform 10"/>
-                            <wps:cNvSpPr>
-                              <a:spLocks/>
-                            </wps:cNvSpPr>
-                            <wps:spPr bwMode="auto">
-                              <a:xfrm>
-                                <a:off x="0" y="0"/>
-                                <a:ext cx="5557520" cy="5404485"/>
-                              </a:xfrm>
-                              <a:custGeom>
-                                <a:avLst/>
-                                <a:gdLst>
-                                  <a:gd name="T0" fmla="*/ 0 w 720"/>
-                                  <a:gd name="T1" fmla="*/ 0 h 700"/>
-                                  <a:gd name="T2" fmla="*/ 0 w 720"/>
-                                  <a:gd name="T3" fmla="*/ 644 h 700"/>
-                                  <a:gd name="T4" fmla="*/ 113 w 720"/>
-                                  <a:gd name="T5" fmla="*/ 665 h 700"/>
-                                  <a:gd name="T6" fmla="*/ 720 w 720"/>
-                                  <a:gd name="T7" fmla="*/ 644 h 700"/>
-                                  <a:gd name="T8" fmla="*/ 720 w 720"/>
-                                  <a:gd name="T9" fmla="*/ 617 h 700"/>
-                                  <a:gd name="T10" fmla="*/ 720 w 720"/>
-                                  <a:gd name="T11" fmla="*/ 0 h 700"/>
-                                  <a:gd name="T12" fmla="*/ 0 w 720"/>
-                                  <a:gd name="T13" fmla="*/ 0 h 700"/>
-                                </a:gdLst>
-                                <a:ahLst/>
-                                <a:cxnLst>
-                                  <a:cxn ang="0">
-                                    <a:pos x="T0" y="T1"/>
-                                  </a:cxn>
-                                  <a:cxn ang="0">
-                                    <a:pos x="T2" y="T3"/>
-                                  </a:cxn>
-                                  <a:cxn ang="0">
-                                    <a:pos x="T4" y="T5"/>
-                                  </a:cxn>
-                                  <a:cxn ang="0">
-                                    <a:pos x="T6" y="T7"/>
-                                  </a:cxn>
-                                  <a:cxn ang="0">
-                                    <a:pos x="T8" y="T9"/>
-                                  </a:cxn>
-                                  <a:cxn ang="0">
-                                    <a:pos x="T10" y="T11"/>
-                                  </a:cxn>
-                                  <a:cxn ang="0">
-                                    <a:pos x="T12" y="T13"/>
-                                  </a:cxn>
-                                </a:cxnLst>
-                                <a:rect l="0" t="0" r="r" b="b"/>
-                                <a:pathLst>
-                                  <a:path w="720" h="700">
-                                    <a:moveTo>
-                                      <a:pt x="0" y="0"/>
-                                    </a:moveTo>
-                                    <a:cubicBezTo>
-                                      <a:pt x="0" y="644"/>
-                                      <a:pt x="0" y="644"/>
-                                      <a:pt x="0" y="644"/>
-                                    </a:cubicBezTo>
-                                    <a:cubicBezTo>
-                                      <a:pt x="23" y="650"/>
-                                      <a:pt x="62" y="658"/>
-                                      <a:pt x="113" y="665"/>
-                                    </a:cubicBezTo>
-                                    <a:cubicBezTo>
-                                      <a:pt x="250" y="685"/>
-                                      <a:pt x="476" y="700"/>
-                                      <a:pt x="720" y="644"/>
-                                    </a:cubicBezTo>
-                                    <a:cubicBezTo>
-                                      <a:pt x="720" y="617"/>
-                                      <a:pt x="720" y="617"/>
-                                      <a:pt x="720" y="617"/>
-                                    </a:cubicBezTo>
-                                    <a:cubicBezTo>
-                                      <a:pt x="720" y="0"/>
-                                      <a:pt x="720" y="0"/>
-                                      <a:pt x="720" y="0"/>
-                                    </a:cubicBezTo>
-                                    <a:cubicBezTo>
-                                      <a:pt x="0" y="0"/>
-                                      <a:pt x="0" y="0"/>
-                                      <a:pt x="0" y="0"/>
-                                    </a:cubicBezTo>
-                                  </a:path>
-                                </a:pathLst>
-                              </a:custGeom>
-                              <a:gradFill flip="none" rotWithShape="1">
-                                <a:gsLst>
-                                  <a:gs pos="0">
-                                    <a:schemeClr val="accent1"/>
-                                  </a:gs>
-                                  <a:gs pos="100000">
-                                    <a:schemeClr val="dk2">
-                                      <a:shade val="92000"/>
-                                      <a:satMod val="140000"/>
-                                      <a:lumMod val="110000"/>
-                                    </a:schemeClr>
-                                  </a:gs>
-                                </a:gsLst>
-                                <a:path path="circle">
-                                  <a:fillToRect l="100000" t="100000"/>
-                                </a:path>
-                                <a:tileRect r="-100000" b="-100000"/>
-                              </a:gradFill>
-                              <a:ln>
-                                <a:noFill/>
-                              </a:ln>
-                            </wps:spPr>
-                            <wps:style>
-                              <a:lnRef idx="0">
-                                <a:scrgbClr r="0" g="0" b="0"/>
-                              </a:lnRef>
-                              <a:fillRef idx="1003">
-                                <a:schemeClr val="dk2"/>
-                              </a:fillRef>
-                              <a:effectRef idx="0">
-                                <a:scrgbClr r="0" g="0" b="0"/>
-                              </a:effectRef>
-                              <a:fontRef idx="major"/>
-                            </wps:style>
-                            <wps:txbx>
-                              <w:txbxContent>
-                                <w:p>
-                                  <w:pPr>
-                                    <w:rPr>
-                                      <w:color w:val="F4F4E4" w:themeColor="background1"/>
-                                      <w:sz w:val="72"/>
-                                      <w:szCs w:val="72"/>
-                                    </w:rPr>
-                                  </w:pPr>
-                                  <w:sdt>
-                                    <w:sdtPr>
-                                      <w:rPr>
-                                        <w:color w:val="F4F4E4" w:themeColor="background1"/>
-                                        <w:sz w:val="72"/>
-                                        <w:szCs w:val="72"/>
-                                      </w:rPr>
-                                      <w:alias w:val="Title"/>
-                                      <w:tag w:val=""/>
-                                      <w:id w:val="-554696155"/>
-                                      <w:dataBinding w:prefixMappings="xmlns:ns0='http://purl.org/dc/elements/1.1/' xmlns:ns1='http://schemas.openxmlformats.org/package/2006/metadata/core-properties' " w:xpath="/ns1:coreProperties[1]/ns0:title[1]" w:storeItemID="{6C3C8BC8-F283-45AE-878A-BAB7291924A1}"/>
-                                      <w:text/>
-                                    </w:sdtPr>
-                                    <w:sdtContent>
-                                      <w:r>
-                                        <w:rPr>
-                                          <w:color w:val="F4F4E4" w:themeColor="background1"/>
-                                          <w:sz w:val="72"/>
-                                          <w:szCs w:val="72"/>
-                                        </w:rPr>
-                                        <w:t>Glitched Mayhem Publishing</w:t>
-                                      </w:r>
-                                    </w:sdtContent>
-                                  </w:sdt>
-                                </w:p>
-                              </w:txbxContent>
-                            </wps:txbx>
-                            <wps:bodyPr rot="0" vert="horz" wrap="square" lIns="914400" tIns="1097280" rIns="1097280" bIns="1097280" anchor="b" anchorCtr="0" upright="1">
-                              <a:noAutofit/>
-                            </wps:bodyPr>
-                          </wps:wsp>
-                          <wps:wsp>
-                            <wps:cNvPr id="127" name="Freeform 11"/>
-                            <wps:cNvSpPr>
-                              <a:spLocks/>
-                            </wps:cNvSpPr>
-                            <wps:spPr bwMode="auto">
-                              <a:xfrm>
-                                <a:off x="876300" y="4769783"/>
-                                <a:ext cx="4685030" cy="509905"/>
-                              </a:xfrm>
-                              <a:custGeom>
-                                <a:avLst/>
-                                <a:gdLst>
-                                  <a:gd name="T0" fmla="*/ 607 w 607"/>
-                                  <a:gd name="T1" fmla="*/ 0 h 66"/>
-                                  <a:gd name="T2" fmla="*/ 176 w 607"/>
-                                  <a:gd name="T3" fmla="*/ 57 h 66"/>
-                                  <a:gd name="T4" fmla="*/ 0 w 607"/>
-                                  <a:gd name="T5" fmla="*/ 48 h 66"/>
-                                  <a:gd name="T6" fmla="*/ 251 w 607"/>
-                                  <a:gd name="T7" fmla="*/ 66 h 66"/>
-                                  <a:gd name="T8" fmla="*/ 607 w 607"/>
-                                  <a:gd name="T9" fmla="*/ 27 h 66"/>
-                                  <a:gd name="T10" fmla="*/ 607 w 607"/>
-                                  <a:gd name="T11" fmla="*/ 0 h 66"/>
-                                </a:gdLst>
-                                <a:ahLst/>
-                                <a:cxnLst>
-                                  <a:cxn ang="0">
-                                    <a:pos x="T0" y="T1"/>
-                                  </a:cxn>
-                                  <a:cxn ang="0">
-                                    <a:pos x="T2" y="T3"/>
-                                  </a:cxn>
-                                  <a:cxn ang="0">
-                                    <a:pos x="T4" y="T5"/>
-                                  </a:cxn>
-                                  <a:cxn ang="0">
-                                    <a:pos x="T6" y="T7"/>
-                                  </a:cxn>
-                                  <a:cxn ang="0">
-                                    <a:pos x="T8" y="T9"/>
-                                  </a:cxn>
-                                  <a:cxn ang="0">
-                                    <a:pos x="T10" y="T11"/>
-                                  </a:cxn>
-                                </a:cxnLst>
-                                <a:rect l="0" t="0" r="r" b="b"/>
-                                <a:pathLst>
-                                  <a:path w="607" h="66">
-                                    <a:moveTo>
-                                      <a:pt x="607" y="0"/>
-                                    </a:moveTo>
-                                    <a:cubicBezTo>
-                                      <a:pt x="450" y="44"/>
-                                      <a:pt x="300" y="57"/>
-                                      <a:pt x="176" y="57"/>
-                                    </a:cubicBezTo>
-                                    <a:cubicBezTo>
-                                      <a:pt x="109" y="57"/>
-                                      <a:pt x="49" y="53"/>
-                                      <a:pt x="0" y="48"/>
-                                    </a:cubicBezTo>
-                                    <a:cubicBezTo>
-                                      <a:pt x="66" y="58"/>
-                                      <a:pt x="152" y="66"/>
-                                      <a:pt x="251" y="66"/>
-                                    </a:cubicBezTo>
-                                    <a:cubicBezTo>
-                                      <a:pt x="358" y="66"/>
-                                      <a:pt x="480" y="56"/>
-                                      <a:pt x="607" y="27"/>
-                                    </a:cubicBezTo>
-                                    <a:cubicBezTo>
-                                      <a:pt x="607" y="0"/>
-                                      <a:pt x="607" y="0"/>
-                                      <a:pt x="607" y="0"/>
-                                    </a:cubicBezTo>
-                                  </a:path>
-                                </a:pathLst>
-                              </a:custGeom>
-                              <a:solidFill>
-                                <a:schemeClr val="bg1">
-                                  <a:alpha val="30000"/>
-                                </a:schemeClr>
-                              </a:solidFill>
-                              <a:ln>
-                                <a:noFill/>
-                              </a:ln>
-                              <a:extLst>
-                                <a:ext uri="{91240B29-F687-4F45-9708-019B960494DF}">
-                                  <a14:hiddenLine xmlns:a14="http://schemas.microsoft.com/office/drawing/2010/main" w="9525">
-                                    <a:solidFill>
-                                      <a:srgbClr val="000000"/>
-                                    </a:solidFill>
-                                    <a:round/>
-                                    <a:headEnd/>
-                                    <a:tailEnd/>
-                                  </a14:hiddenLine>
-                                </a:ext>
-                              </a:extLst>
-                            </wps:spPr>
-                            <wps:bodyPr rot="0" vert="horz" wrap="square" lIns="91440" tIns="45720" rIns="91440" bIns="45720" anchor="b" anchorCtr="0" upright="1">
-                              <a:noAutofit/>
-                            </wps:bodyPr>
-                          </wps:wsp>
-                        </wpg:wgp>
-                      </a:graphicData>
-                    </a:graphic>
-                    <wp14:sizeRelH relativeFrom="margin">
-                      <wp14:pctWidth>115400</wp14:pctWidth>
-                    </wp14:sizeRelH>
-                    <wp14:sizeRelV relativeFrom="page">
-                      <wp14:pctHeight>67000</wp14:pctHeight>
-                    </wp14:sizeRelV>
-                  </wp:anchor>
-                </w:drawing>
-              </mc:Choice>
-              <mc:Fallback>
-                <w:pict>
-                  <v:group w14:anchorId="1288C7D1" id="Group 125" o:spid="_x0000_s1026" style="position:absolute;margin-left:0;margin-top:0;width:540pt;height:556.55pt;z-index:-251657216;mso-width-percent:1154;mso-height-percent:670;mso-top-percent:45;mso-position-horizontal:center;mso-position-horizontal-relative:margin;mso-position-vertical-relative:page;mso-width-percent:1154;mso-height-percent:670;mso-top-percent:45;mso-width-relative:margin" coordsize="55613,54044" o:gfxdata="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">
-                    <o:lock v:ext="edit" aspectratio="t"/>
-                    <v:shape id="Freeform 10" o:spid="_x0000_s1027" style="position:absolute;width:55575;height:54044;visibility:visible;mso-wrap-style:square;v-text-anchor:bottom" coordsize="720,700" o:spt="100" o:gfxdata="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" adj="-11796480,,5400" path="m,c,644,,644,,644v23,6,62,14,113,21c250,685,476,700,720,644v,-27,,-27,,-27c720,,720,,720,,,,,,,e" fillcolor="#ff4f78 [3204]" stroked="f">
-                      <v:fill color2="#2b3142 [2946]" rotate="t" focusposition="1,1" focussize="" focus="100%" type="gradientRadial"/>
-                      <v:stroke joinstyle="miter"/>
-                      <v:formulas/>
-                      <v:path arrowok="t" o:connecttype="custom" o:connectlocs="0,0;0,4972126;872222,5134261;5557520,4972126;5557520,4763667;5557520,0;0,0" o:connectangles="0,0,0,0,0,0,0" textboxrect="0,0,720,700"/>
-                      <v:textbox inset="1in,86.4pt,86.4pt,86.4pt">
-                        <w:txbxContent>
-                          <w:p>
-                            <w:pPr>
+            <w:pict w14:anchorId="591D1AE5">
+              <v:group id="Group 125" o:spid="_x0000_s2052" style="position:absolute;margin-left:0;margin-top:0;width:540pt;height:556.55pt;z-index:-251657216;mso-width-percent:1154;mso-height-percent:670;mso-top-percent:45;mso-position-horizontal:center;mso-position-horizontal-relative:margin;mso-position-vertical-relative:page;mso-width-percent:1154;mso-height-percent:670;mso-top-percent:45;mso-width-relative:margin" coordsize="55613,54044" o:gfxdata="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">
+                <o:lock v:ext="edit" aspectratio="t"/>
+                <v:shape id="Freeform 10" o:spid="_x0000_s2053" style="position:absolute;width:55575;height:54044;visibility:visible;mso-wrap-style:square;v-text-anchor:bottom" coordsize="720,700" o:spt="100" o:gfxdata="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" adj="-11796480,,5400" path="m,c,644,,644,,644v23,6,62,14,113,21c250,685,476,700,720,644v,-27,,-27,,-27c720,,720,,720,,,,,,,e" fillcolor="#ff4f78 [3204]" stroked="f">
+                  <v:fill color2="#2b3142 [2946]" rotate="t" focusposition="1,1" focussize="" focus="100%" type="gradientRadial"/>
+                  <v:stroke joinstyle="miter"/>
+                  <v:formulas/>
+                  <v:path arrowok="t" o:connecttype="custom" o:connectlocs="0,0;0,4972126;872222,5134261;5557520,4972126;5557520,4763667;5557520,0;0,0" o:connectangles="0,0,0,0,0,0,0" textboxrect="0,0,720,700"/>
+                  <v:textbox inset="1in,86.4pt,86.4pt,86.4pt">
+                    <w:txbxContent>
+                      <w:p>
+                        <w:pPr>
+                          <w:rPr>
+                            <w:color w:val="F4F4E4" w:themeColor="background1"/>
+                            <w:sz w:val="72"/>
+                            <w:szCs w:val="72"/>
+                          </w:rPr>
+                        </w:pPr>
+                        <w:sdt>
+                          <w:sdtPr>
+                            <w:rPr>
+                              <w:color w:val="F4F4E4" w:themeColor="background1"/>
+                              <w:sz w:val="72"/>
+                              <w:szCs w:val="72"/>
+                            </w:rPr>
+                            <w:alias w:val="Title"/>
+                            <w:tag w:val=""/>
+                            <w:id w:val="-554696155"/>
+                            <w:dataBinding w:prefixMappings="xmlns:ns0='http://purl.org/dc/elements/1.1/' xmlns:ns1='http://schemas.openxmlformats.org/package/2006/metadata/core-properties' " w:xpath="/ns1:coreProperties[1]/ns0:title[1]" w:storeItemID="{6C3C8BC8-F283-45AE-878A-BAB7291924A1}"/>
+                            <w:text/>
+                          </w:sdtPr>
+                          <w:sdtContent>
+                            <w:r>
                               <w:rPr>
                                 <w:color w:val="F4F4E4" w:themeColor="background1"/>
                                 <w:sz w:val="72"/>
                                 <w:szCs w:val="72"/>
                               </w:rPr>
-                            </w:pPr>
-                            <w:sdt>
-                              <w:sdtPr>
-                                <w:rPr>
-                                  <w:color w:val="F4F4E4" w:themeColor="background1"/>
-                                  <w:sz w:val="72"/>
-                                  <w:szCs w:val="72"/>
-                                </w:rPr>
-                                <w:alias w:val="Title"/>
-                                <w:tag w:val=""/>
-                                <w:id w:val="-554696155"/>
-                                <w:dataBinding w:prefixMappings="xmlns:ns0='http://purl.org/dc/elements/1.1/' xmlns:ns1='http://schemas.openxmlformats.org/package/2006/metadata/core-properties' " w:xpath="/ns1:coreProperties[1]/ns0:title[1]" w:storeItemID="{6C3C8BC8-F283-45AE-878A-BAB7291924A1}"/>
-                                <w:text/>
-                              </w:sdtPr>
-                              <w:sdtContent>
-                                <w:r>
-                                  <w:rPr>
-                                    <w:color w:val="F4F4E4" w:themeColor="background1"/>
-                                    <w:sz w:val="72"/>
-                                    <w:szCs w:val="72"/>
-                                  </w:rPr>
-                                  <w:t>Glitched Mayhem Publishing</w:t>
-                                </w:r>
-                              </w:sdtContent>
-                            </w:sdt>
-                          </w:p>
-                        </w:txbxContent>
-                      </v:textbox>
-                    </v:shape>
-                    <v:shape id="Freeform 11" o:spid="_x0000_s1028" style="position:absolute;left:8763;top:47697;width:46850;height:5099;visibility:visible;mso-wrap-style:square;v-text-anchor:bottom" coordsize="607,66" o:gfxdata="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" path="m607,c450,44,300,57,176,57,109,57,49,53,,48,66,58,152,66,251,66,358,66,480,56,607,27,607,,607,,607,e" fillcolor="#f4f4e4 [3212]" stroked="f">
-                      <v:fill opacity="19789f"/>
-                      <v:path arrowok="t" o:connecttype="custom" o:connectlocs="4685030,0;1358427,440373;0,370840;1937302,509905;4685030,208598;4685030,0" o:connectangles="0,0,0,0,0,0"/>
-                    </v:shape>
-                    <w10:wrap anchorx="margin" anchory="page"/>
-                  </v:group>
-                </w:pict>
-              </mc:Fallback>
-            </mc:AlternateContent>
+                              <w:t>Glitched Mayhem Publishing</w:t>
+                            </w:r>
+                          </w:sdtContent>
+                        </w:sdt>
+                      </w:p>
+                    </w:txbxContent>
+                  </v:textbox>
+                </v:shape>
+                <v:shape id="Freeform 11" o:spid="_x0000_s2054" style="position:absolute;left:8763;top:47697;width:46850;height:5099;visibility:visible;mso-wrap-style:square;v-text-anchor:bottom" coordsize="607,66" o:gfxdata="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" path="m607,c450,44,300,57,176,57,109,57,49,53,,48,66,58,152,66,251,66,358,66,480,56,607,27,607,,607,,607,e" fillcolor="#f4f4e4 [3212]" stroked="f">
+                  <v:fill opacity="19789f"/>
+                  <v:path arrowok="t" o:connecttype="custom" o:connectlocs="4685030,0;1358427,440373;0,370840;1937302,509905;4685030,208598;4685030,0" o:connectangles="0,0,0,0,0,0"/>
+                </v:shape>
+                <w10:wrap anchorx="margin" anchory="page"/>
+              </v:group>
+            </w:pict>
           </w:r>
           <w:r>
             <w:rPr>
               <w:noProof/>
             </w:rPr>
-            <mc:AlternateContent>
-              <mc:Choice Requires="wps">
-                <w:drawing>
-                  <wp:anchor distT="0" distB="0" distL="114300" distR="114300" simplePos="0" relativeHeight="251661312" behindDoc="0" locked="0" layoutInCell="1" allowOverlap="1" wp14:anchorId="78DF8C14" wp14:editId="55EFAE7F">
-                    <wp:simplePos x="0" y="0"/>
-                    <wp:positionH relativeFrom="page">
-                      <wp:align>center</wp:align>
-                    </wp:positionH>
-                    <mc:AlternateContent>
-                      <mc:Choice Requires="wp14">
-                        <wp:positionV relativeFrom="page">
-                          <wp14:pctPosVOffset>79000</wp14:pctPosVOffset>
-                        </wp:positionV>
-                      </mc:Choice>
-                      <mc:Fallback>
-                        <wp:positionV relativeFrom="page">
-                          <wp:posOffset>8446770</wp:posOffset>
-                        </wp:positionV>
-                      </mc:Fallback>
-                    </mc:AlternateContent>
-                    <wp:extent cx="5753100" cy="484632"/>
-                    <wp:effectExtent l="0" t="0" r="0" b="7620"/>
-                    <wp:wrapSquare wrapText="bothSides"/>
-                    <wp:docPr id="129" name="Text Box 129"/>
-                    <wp:cNvGraphicFramePr/>
-                    <a:graphic xmlns:a="http://schemas.openxmlformats.org/drawingml/2006/main">
-                      <a:graphicData uri="http://schemas.microsoft.com/office/word/2010/wordprocessingShape">
-                        <wps:wsp>
-                          <wps:cNvSpPr txBox="1"/>
-                          <wps:spPr>
-                            <a:xfrm>
-                              <a:off x="0" y="0"/>
-                              <a:ext cx="5753100" cy="484632"/>
-                            </a:xfrm>
-                            <a:prstGeom prst="rect">
-                              <a:avLst/>
-                            </a:prstGeom>
-                            <a:noFill/>
-                            <a:ln w="6350">
-                              <a:noFill/>
-                            </a:ln>
-                            <a:effectLst/>
-                          </wps:spPr>
-                          <wps:style>
-                            <a:lnRef idx="0">
-                              <a:schemeClr val="accent1"/>
-                            </a:lnRef>
-                            <a:fillRef idx="0">
-                              <a:schemeClr val="accent1"/>
-                            </a:fillRef>
-                            <a:effectRef idx="0">
-                              <a:schemeClr val="accent1"/>
-                            </a:effectRef>
-                            <a:fontRef idx="minor">
-                              <a:schemeClr val="dk1"/>
-                            </a:fontRef>
-                          </wps:style>
-                          <wps:txbx>
-                            <w:txbxContent>
-                              <w:sdt>
-                                <w:sdtPr>
-                                  <w:rPr>
-                                    <w:caps/>
-                                    <w:color w:val="FF4F78" w:themeColor="accent1"/>
-                                    <w:sz w:val="28"/>
-                                    <w:szCs w:val="28"/>
-                                  </w:rPr>
-                                  <w:alias w:val="Subtitle"/>
-                                  <w:tag w:val=""/>
-                                  <w:id w:val="-1452929454"/>
-                                  <w:dataBinding w:prefixMappings="xmlns:ns0='http://purl.org/dc/elements/1.1/' xmlns:ns1='http://schemas.openxmlformats.org/package/2006/metadata/core-properties' " w:xpath="/ns1:coreProperties[1]/ns0:subject[1]" w:storeItemID="{6C3C8BC8-F283-45AE-878A-BAB7291924A1}"/>
-                                  <w:text/>
-                                </w:sdtPr>
-                                <w:sdtContent>
-                                  <w:p>
-                                    <w:pPr>
-                                      <w:pStyle w:val="NoSpacing"/>
-                                      <w:spacing w:before="40" w:after="40"/>
-                                      <w:rPr>
-                                        <w:caps/>
-                                        <w:color w:val="FF4F78" w:themeColor="accent1"/>
-                                        <w:sz w:val="28"/>
-                                        <w:szCs w:val="28"/>
-                                      </w:rPr>
-                                    </w:pPr>
-                                    <w:r>
-                                      <w:rPr>
-                                        <w:caps/>
-                                        <w:color w:val="FF4F78" w:themeColor="accent1"/>
-                                        <w:sz w:val="28"/>
-                                        <w:szCs w:val="28"/>
-                                      </w:rPr>
-                                      <w:t>Developer</w:t>
-                                    </w:r>
-                                  </w:p>
-                                </w:sdtContent>
-                              </w:sdt>
-                              <w:sdt>
-                                <w:sdtPr>
-                                  <w:rPr>
-                                    <w:caps/>
-                                    <w:color w:val="F4F4E4" w:themeColor="accent5"/>
-                                    <w:sz w:val="24"/>
-                                    <w:szCs w:val="24"/>
-                                  </w:rPr>
-                                  <w:alias w:val="Author"/>
-                                  <w:tag w:val=""/>
-                                  <w:id w:val="-954487662"/>
-                                  <w:dataBinding w:prefixMappings="xmlns:ns0='http://purl.org/dc/elements/1.1/' xmlns:ns1='http://schemas.openxmlformats.org/package/2006/metadata/core-properties' " w:xpath="/ns1:coreProperties[1]/ns0:creator[1]" w:storeItemID="{6C3C8BC8-F283-45AE-878A-BAB7291924A1}"/>
-                                  <w:text/>
-                                </w:sdtPr>
-                                <w:sdtContent>
-                                  <w:p>
-                                    <w:pPr>
-                                      <w:pStyle w:val="NoSpacing"/>
-                                      <w:spacing w:before="40" w:after="40"/>
-                                      <w:rPr>
-                                        <w:caps/>
-                                        <w:color w:val="F4F4E4" w:themeColor="accent5"/>
-                                        <w:sz w:val="24"/>
-                                        <w:szCs w:val="24"/>
-                                      </w:rPr>
-                                    </w:pPr>
-                                    <w:r>
-                                      <w:rPr>
-                                        <w:caps/>
-                                        <w:color w:val="F4F4E4" w:themeColor="accent5"/>
-                                        <w:sz w:val="24"/>
-                                        <w:szCs w:val="24"/>
-                                      </w:rPr>
-                                      <w:t>Screamycat</w:t>
-                                    </w:r>
-                                  </w:p>
-                                </w:sdtContent>
-                              </w:sdt>
-                            </w:txbxContent>
-                          </wps:txbx>
-                          <wps:bodyPr rot="0" spcFirstLastPara="0" vertOverflow="overflow" horzOverflow="overflow" vert="horz" wrap="square" lIns="914400" tIns="0" rIns="1097280" bIns="0" numCol="1" spcCol="0" rtlCol="0" fromWordArt="0" anchor="t" anchorCtr="0" forceAA="0" compatLnSpc="1">
-                            <a:prstTxWarp prst="textNoShape">
-                              <a:avLst/>
-                            </a:prstTxWarp>
-                            <a:spAutoFit/>
-                          </wps:bodyPr>
-                        </wps:wsp>
-                      </a:graphicData>
-                    </a:graphic>
-                    <wp14:sizeRelH relativeFrom="margin">
-                      <wp14:pctWidth>115400</wp14:pctWidth>
-                    </wp14:sizeRelH>
-                    <wp14:sizeRelV relativeFrom="margin">
-                      <wp14:pctHeight>0</wp14:pctHeight>
-                    </wp14:sizeRelV>
-                  </wp:anchor>
-                </w:drawing>
-              </mc:Choice>
-              <mc:Fallback>
-                <w:pict>
-                  <v:shapetype w14:anchorId="78DF8C14" id="_x0000_t202" coordsize="21600,21600" o:spt="202" path="m,l,21600r21600,l21600,xe">
-                    <v:stroke joinstyle="miter"/>
-                    <v:path gradientshapeok="t" o:connecttype="rect"/>
-                  </v:shapetype>
-                  <v:shape id="Text Box 129" o:spid="_x0000_s1029" type="#_x0000_t202" style="position:absolute;margin-left:0;margin-top:0;width:453pt;height:38.15pt;z-index:251661312;visibility:visible;mso-wrap-style:square;mso-width-percent:1154;mso-height-percent:0;mso-top-percent:790;mso-wrap-distance-left:9pt;mso-wrap-distance-top:0;mso-wrap-distance-right:9pt;mso-wrap-distance-bottom:0;mso-position-horizontal:center;mso-position-horizontal-relative:page;mso-position-vertical-relative:page;mso-width-percent:1154;mso-height-percent:0;mso-top-percent:790;mso-width-relative:margin;mso-height-relative:margin;v-text-anchor:top" o:gfxdata="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" filled="f" stroked="f" strokeweight=".5pt">
-                    <v:textbox style="mso-fit-shape-to-text:t" inset="1in,0,86.4pt,0">
-                      <w:txbxContent>
-                        <w:sdt>
-                          <w:sdtPr>
+            <w:pict w14:anchorId="24BFE3FE">
+              <v:shapetype id="_x0000_t202" coordsize="21600,21600" o:spt="202" path="m,l,21600r21600,l21600,xe">
+                <v:stroke joinstyle="miter"/>
+                <v:path gradientshapeok="t" o:connecttype="rect"/>
+              </v:shapetype>
+              <v:shape id="Text Box 129" o:spid="_x0000_s2051" type="#_x0000_t202" style="position:absolute;margin-left:0;margin-top:0;width:453pt;height:38.15pt;z-index:251661312;visibility:visible;mso-wrap-style:square;mso-width-percent:1154;mso-height-percent:0;mso-top-percent:790;mso-wrap-distance-left:9pt;mso-wrap-distance-top:0;mso-wrap-distance-right:9pt;mso-wrap-distance-bottom:0;mso-position-horizontal:center;mso-position-horizontal-relative:page;mso-position-vertical-relative:page;mso-width-percent:1154;mso-height-percent:0;mso-top-percent:790;mso-width-relative:margin;mso-height-relative:margin;v-text-anchor:top" o:gfxdata="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" filled="f" stroked="f" strokeweight=".5pt">
+                <v:textbox style="mso-fit-shape-to-text:t" inset="1in,0,86.4pt,0">
+                  <w:txbxContent>
+                    <w:sdt>
+                      <w:sdtPr>
+                        <w:rPr>
+                          <w:caps/>
+                          <w:color w:val="FF4F78" w:themeColor="accent1"/>
+                          <w:sz w:val="28"/>
+                          <w:szCs w:val="28"/>
+                        </w:rPr>
+                        <w:alias w:val="Subtitle"/>
+                        <w:tag w:val=""/>
+                        <w:id w:val="-1452929454"/>
+                        <w:dataBinding w:prefixMappings="xmlns:ns0='http://purl.org/dc/elements/1.1/' xmlns:ns1='http://schemas.openxmlformats.org/package/2006/metadata/core-properties' " w:xpath="/ns1:coreProperties[1]/ns0:subject[1]" w:storeItemID="{6C3C8BC8-F283-45AE-878A-BAB7291924A1}"/>
+                        <w:text/>
+                      </w:sdtPr>
+                      <w:sdtContent>
+                        <w:p>
+                          <w:pPr>
+                            <w:pStyle w:val="NoSpacing"/>
+                            <w:spacing w:before="40" w:after="40"/>
                             <w:rPr>
                               <w:caps/>
                               <w:color w:val="FF4F78" w:themeColor="accent1"/>
                               <w:sz w:val="28"/>
                               <w:szCs w:val="28"/>
                             </w:rPr>
-                            <w:alias w:val="Subtitle"/>
-                            <w:tag w:val=""/>
-                            <w:id w:val="-1452929454"/>
-                            <w:dataBinding w:prefixMappings="xmlns:ns0='http://purl.org/dc/elements/1.1/' xmlns:ns1='http://schemas.openxmlformats.org/package/2006/metadata/core-properties' " w:xpath="/ns1:coreProperties[1]/ns0:subject[1]" w:storeItemID="{6C3C8BC8-F283-45AE-878A-BAB7291924A1}"/>
-                            <w:text/>
-                          </w:sdtPr>
-                          <w:sdtContent>
-                            <w:p>
-                              <w:pPr>
-                                <w:pStyle w:val="NoSpacing"/>
-                                <w:spacing w:before="40" w:after="40"/>
-                                <w:rPr>
-                                  <w:caps/>
-                                  <w:color w:val="FF4F78" w:themeColor="accent1"/>
-                                  <w:sz w:val="28"/>
-                                  <w:szCs w:val="28"/>
-                                </w:rPr>
-                              </w:pPr>
-                              <w:r>
-                                <w:rPr>
-                                  <w:caps/>
-                                  <w:color w:val="FF4F78" w:themeColor="accent1"/>
-                                  <w:sz w:val="28"/>
-                                  <w:szCs w:val="28"/>
-                                </w:rPr>
-                                <w:t>Developer</w:t>
-                              </w:r>
-                            </w:p>
-                          </w:sdtContent>
-                        </w:sdt>
-                        <w:sdt>
-                          <w:sdtPr>
+                          </w:pPr>
+                          <w:r>
+                            <w:rPr>
+                              <w:caps/>
+                              <w:color w:val="FF4F78" w:themeColor="accent1"/>
+                              <w:sz w:val="28"/>
+                              <w:szCs w:val="28"/>
+                            </w:rPr>
+                            <w:t>Developer</w:t>
+                          </w:r>
+                        </w:p>
+                      </w:sdtContent>
+                    </w:sdt>
+                    <w:sdt>
+                      <w:sdtPr>
+                        <w:rPr>
+                          <w:caps/>
+                          <w:color w:val="F4F4E4" w:themeColor="accent5"/>
+                          <w:sz w:val="24"/>
+                          <w:szCs w:val="24"/>
+                        </w:rPr>
+                        <w:alias w:val="Author"/>
+                        <w:tag w:val=""/>
+                        <w:id w:val="-954487662"/>
+                        <w:dataBinding w:prefixMappings="xmlns:ns0='http://purl.org/dc/elements/1.1/' xmlns:ns1='http://schemas.openxmlformats.org/package/2006/metadata/core-properties' " w:xpath="/ns1:coreProperties[1]/ns0:creator[1]" w:storeItemID="{6C3C8BC8-F283-45AE-878A-BAB7291924A1}"/>
+                        <w:text/>
+                      </w:sdtPr>
+                      <w:sdtContent>
+                        <w:p>
+                          <w:pPr>
+                            <w:pStyle w:val="NoSpacing"/>
+                            <w:spacing w:before="40" w:after="40"/>
                             <w:rPr>
                               <w:caps/>
                               <w:color w:val="F4F4E4" w:themeColor="accent5"/>
                               <w:sz w:val="24"/>
                               <w:szCs w:val="24"/>
                             </w:rPr>
-                            <w:alias w:val="Author"/>
-                            <w:tag w:val=""/>
-                            <w:id w:val="-954487662"/>
-                            <w:dataBinding w:prefixMappings="xmlns:ns0='http://purl.org/dc/elements/1.1/' xmlns:ns1='http://schemas.openxmlformats.org/package/2006/metadata/core-properties' " w:xpath="/ns1:coreProperties[1]/ns0:creator[1]" w:storeItemID="{6C3C8BC8-F283-45AE-878A-BAB7291924A1}"/>
-                            <w:text/>
-                          </w:sdtPr>
-                          <w:sdtContent>
-                            <w:p>
-                              <w:pPr>
-                                <w:pStyle w:val="NoSpacing"/>
-                                <w:spacing w:before="40" w:after="40"/>
-                                <w:rPr>
-                                  <w:caps/>
-                                  <w:color w:val="F4F4E4" w:themeColor="accent5"/>
-                                  <w:sz w:val="24"/>
-                                  <w:szCs w:val="24"/>
-                                </w:rPr>
-                              </w:pPr>
-                              <w:r>
-                                <w:rPr>
-                                  <w:caps/>
-                                  <w:color w:val="F4F4E4" w:themeColor="accent5"/>
-                                  <w:sz w:val="24"/>
-                                  <w:szCs w:val="24"/>
-                                </w:rPr>
-                                <w:t>Screamycat</w:t>
-                              </w:r>
-                            </w:p>
-                          </w:sdtContent>
-                        </w:sdt>
-                      </w:txbxContent>
-                    </v:textbox>
-                    <w10:wrap type="square" anchorx="page" anchory="page"/>
-                  </v:shape>
-                </w:pict>
-              </mc:Fallback>
-            </mc:AlternateContent>
+                          </w:pPr>
+                          <w:r>
+                            <w:rPr>
+                              <w:caps/>
+                              <w:color w:val="F4F4E4" w:themeColor="accent5"/>
+                              <w:sz w:val="24"/>
+                              <w:szCs w:val="24"/>
+                            </w:rPr>
+                            <w:t>Screamycat</w:t>
+                          </w:r>
+                        </w:p>
+                      </w:sdtContent>
+                    </w:sdt>
+                  </w:txbxContent>
+                </v:textbox>
+                <w10:wrap type="square" anchorx="page" anchory="page"/>
+              </v:shape>
+            </w:pict>
           </w:r>
           <w:r>
             <w:rPr>
               <w:noProof/>
             </w:rPr>
-            <mc:AlternateContent>
-              <mc:Choice Requires="wps">
-                <w:drawing>
-                  <wp:anchor distT="0" distB="0" distL="114300" distR="114300" simplePos="0" relativeHeight="251660288" behindDoc="0" locked="0" layoutInCell="1" allowOverlap="1" wp14:anchorId="355BBFC2" wp14:editId="1BD84B0C">
-                    <wp:simplePos x="0" y="0"/>
-                    <wp:positionH relativeFrom="margin">
-                      <wp:align>right</wp:align>
-                    </wp:positionH>
-                    <mc:AlternateContent>
-                      <mc:Choice Requires="wp14">
-                        <wp:positionV relativeFrom="page">
-                          <wp14:pctPosVOffset>2300</wp14:pctPosVOffset>
-                        </wp:positionV>
-                      </mc:Choice>
-                      <mc:Fallback>
-                        <wp:positionV relativeFrom="page">
-                          <wp:posOffset>245745</wp:posOffset>
-                        </wp:positionV>
-                      </mc:Fallback>
-                    </mc:AlternateContent>
-                    <wp:extent cx="594360" cy="987552"/>
-                    <wp:effectExtent l="0" t="0" r="0" b="5080"/>
-                    <wp:wrapNone/>
-                    <wp:docPr id="130" name="Rectangle 130"/>
-                    <wp:cNvGraphicFramePr>
-                      <a:graphicFrameLocks xmlns:a="http://schemas.openxmlformats.org/drawingml/2006/main" noChangeAspect="1"/>
-                    </wp:cNvGraphicFramePr>
-                    <a:graphic xmlns:a="http://schemas.openxmlformats.org/drawingml/2006/main">
-                      <a:graphicData uri="http://schemas.microsoft.com/office/word/2010/wordprocessingShape">
-                        <wps:wsp>
-                          <wps:cNvSpPr>
-                            <a:spLocks noChangeAspect="1"/>
-                          </wps:cNvSpPr>
-                          <wps:spPr>
-                            <a:xfrm>
-                              <a:off x="0" y="0"/>
-                              <a:ext cx="594360" cy="987552"/>
-                            </a:xfrm>
-                            <a:prstGeom prst="rect">
-                              <a:avLst/>
-                            </a:prstGeom>
-                            <a:ln>
-                              <a:noFill/>
-                            </a:ln>
-                          </wps:spPr>
-                          <wps:style>
-                            <a:lnRef idx="2">
-                              <a:schemeClr val="accent1">
-                                <a:shade val="50000"/>
-                              </a:schemeClr>
-                            </a:lnRef>
-                            <a:fillRef idx="1">
-                              <a:schemeClr val="accent1"/>
-                            </a:fillRef>
-                            <a:effectRef idx="0">
-                              <a:schemeClr val="accent1"/>
-                            </a:effectRef>
-                            <a:fontRef idx="minor">
-                              <a:schemeClr val="lt1"/>
-                            </a:fontRef>
-                          </wps:style>
-                          <wps:txbx>
-                            <w:txbxContent>
-                              <w:sdt>
-                                <w:sdtPr>
-                                  <w:rPr>
-                                    <w:color w:val="F4F4E4" w:themeColor="background1"/>
-                                    <w:sz w:val="24"/>
-                                    <w:szCs w:val="24"/>
-                                  </w:rPr>
-                                  <w:alias w:val="Year"/>
-                                  <w:tag w:val=""/>
-                                  <w:id w:val="1595126926"/>
-                                  <w:dataBinding w:prefixMappings="xmlns:ns0='http://schemas.microsoft.com/office/2006/coverPageProps' " w:xpath="/ns0:CoverPageProperties[1]/ns0:PublishDate[1]" w:storeItemID="{55AF091B-3C7A-41E3-B477-F2FDAA23CFDA}"/>
-                                  <w:date w:fullDate="2024-08-06T00:00:00Z">
-                                    <w:dateFormat w:val="yyyy"/>
-                                    <w:lid w:val="en-US"/>
-                                    <w:storeMappedDataAs w:val="dateTime"/>
-                                    <w:calendar w:val="gregorian"/>
-                                  </w:date>
-                                </w:sdtPr>
-                                <w:sdtContent>
-                                  <w:p>
-                                    <w:pPr>
-                                      <w:pStyle w:val="NoSpacing"/>
-                                      <w:jc w:val="right"/>
-                                      <w:rPr>
-                                        <w:color w:val="F4F4E4" w:themeColor="background1"/>
-                                        <w:sz w:val="24"/>
-                                        <w:szCs w:val="24"/>
-                                      </w:rPr>
-                                    </w:pPr>
-                                    <w:r>
-                                      <w:rPr>
-                                        <w:color w:val="F4F4E4" w:themeColor="background1"/>
-                                        <w:sz w:val="24"/>
-                                        <w:szCs w:val="24"/>
-                                        <w:lang w:val="en-US"/>
-                                      </w:rPr>
-                                      <w:t>2024</w:t>
-                                    </w:r>
-                                  </w:p>
-                                </w:sdtContent>
-                              </w:sdt>
-                            </w:txbxContent>
-                          </wps:txbx>
-                          <wps:bodyPr rot="0" spcFirstLastPara="0" vertOverflow="overflow" horzOverflow="overflow" vert="horz" wrap="square" lIns="45720" tIns="45720" rIns="45720" bIns="45720" numCol="1" spcCol="0" rtlCol="0" fromWordArt="0" anchor="b" anchorCtr="0" forceAA="0" compatLnSpc="1">
-                            <a:prstTxWarp prst="textNoShape">
-                              <a:avLst/>
-                            </a:prstTxWarp>
-                            <a:noAutofit/>
-                          </wps:bodyPr>
-                        </wps:wsp>
-                      </a:graphicData>
-                    </a:graphic>
-                    <wp14:sizeRelH relativeFrom="page">
-                      <wp14:pctWidth>7600</wp14:pctWidth>
-                    </wp14:sizeRelH>
-                    <wp14:sizeRelV relativeFrom="page">
-                      <wp14:pctHeight>9800</wp14:pctHeight>
-                    </wp14:sizeRelV>
-                  </wp:anchor>
-                </w:drawing>
-              </mc:Choice>
-              <mc:Fallback>
-                <w:pict>
-                  <v:rect w14:anchorId="355BBFC2" id="Rectangle 130" o:spid="_x0000_s1030" style="position:absolute;margin-left:-4.4pt;margin-top:0;width:46.8pt;height:77.75pt;z-index:251660288;visibility:visible;mso-wrap-style:square;mso-width-percent:76;mso-height-percent:98;mso-top-percent:23;mso-wrap-distance-left:9pt;mso-wrap-distance-top:0;mso-wrap-distance-right:9pt;mso-wrap-distance-bottom:0;mso-position-horizontal:right;mso-position-horizontal-relative:margin;mso-position-vertical-relative:page;mso-width-percent:76;mso-height-percent:98;mso-top-percent:23;mso-width-relative:page;mso-height-relative:page;v-text-anchor:bottom" o:gfxdata="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" fillcolor="#ff4f78 [3204]" stroked="f" strokeweight="1.25pt">
-                    <o:lock v:ext="edit" aspectratio="t"/>
-                    <v:textbox inset="3.6pt,,3.6pt">
-                      <w:txbxContent>
-                        <w:sdt>
-                          <w:sdtPr>
+            <w:pict w14:anchorId="7FE21707">
+              <v:rect id="Rectangle 130" o:spid="_x0000_s2050" style="position:absolute;margin-left:-4.4pt;margin-top:0;width:46.8pt;height:77.75pt;z-index:251660288;visibility:visible;mso-wrap-style:square;mso-width-percent:76;mso-height-percent:98;mso-top-percent:23;mso-wrap-distance-left:9pt;mso-wrap-distance-top:0;mso-wrap-distance-right:9pt;mso-wrap-distance-bottom:0;mso-position-horizontal:right;mso-position-horizontal-relative:margin;mso-position-vertical-relative:page;mso-width-percent:76;mso-height-percent:98;mso-top-percent:23;mso-width-relative:page;mso-height-relative:page;v-text-anchor:bottom" o:gfxdata="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" fillcolor="#ff4f78 [3204]" stroked="f" strokeweight="1.25pt">
+                <o:lock v:ext="edit" aspectratio="t"/>
+                <v:textbox inset="3.6pt,,3.6pt">
+                  <w:txbxContent>
+                    <w:sdt>
+                      <w:sdtPr>
+                        <w:rPr>
+                          <w:color w:val="F4F4E4" w:themeColor="background1"/>
+                          <w:sz w:val="24"/>
+                          <w:szCs w:val="24"/>
+                        </w:rPr>
+                        <w:alias w:val="Year"/>
+                        <w:tag w:val=""/>
+                        <w:id w:val="1595126926"/>
+                        <w:dataBinding w:prefixMappings="xmlns:ns0='http://schemas.microsoft.com/office/2006/coverPageProps' " w:xpath="/ns0:CoverPageProperties[1]/ns0:PublishDate[1]" w:storeItemID="{55AF091B-3C7A-41E3-B477-F2FDAA23CFDA}"/>
+                        <w:date w:fullDate="2024-08-06T00:00:00Z">
+                          <w:dateFormat w:val="yyyy"/>
+                          <w:lid w:val="en-US"/>
+                          <w:storeMappedDataAs w:val="dateTime"/>
+                          <w:calendar w:val="gregorian"/>
+                        </w:date>
+                      </w:sdtPr>
+                      <w:sdtContent>
+                        <w:p>
+                          <w:pPr>
+                            <w:pStyle w:val="NoSpacing"/>
+                            <w:jc w:val="right"/>
                             <w:rPr>
                               <w:color w:val="F4F4E4" w:themeColor="background1"/>
                               <w:sz w:val="24"/>
                               <w:szCs w:val="24"/>
                             </w:rPr>
-                            <w:alias w:val="Year"/>
-                            <w:tag w:val=""/>
-                            <w:id w:val="1595126926"/>
-                            <w:dataBinding w:prefixMappings="xmlns:ns0='http://schemas.microsoft.com/office/2006/coverPageProps' " w:xpath="/ns0:CoverPageProperties[1]/ns0:PublishDate[1]" w:storeItemID="{55AF091B-3C7A-41E3-B477-F2FDAA23CFDA}"/>
-                            <w:date w:fullDate="2024-08-06T00:00:00Z">
-                              <w:dateFormat w:val="yyyy"/>
-                              <w:lid w:val="en-US"/>
-                              <w:storeMappedDataAs w:val="dateTime"/>
-                              <w:calendar w:val="gregorian"/>
-                            </w:date>
-                          </w:sdtPr>
-                          <w:sdtContent>
-                            <w:p>
-                              <w:pPr>
-                                <w:pStyle w:val="NoSpacing"/>
-                                <w:jc w:val="right"/>
-                                <w:rPr>
-                                  <w:color w:val="F4F4E4" w:themeColor="background1"/>
-                                  <w:sz w:val="24"/>
-                                  <w:szCs w:val="24"/>
-                                </w:rPr>
-                              </w:pPr>
-                              <w:r>
-                                <w:rPr>
-                                  <w:color w:val="F4F4E4" w:themeColor="background1"/>
-                                  <w:sz w:val="24"/>
-                                  <w:szCs w:val="24"/>
-                                  <w:lang w:val="en-US"/>
-                                </w:rPr>
-                                <w:t>2024</w:t>
-                              </w:r>
-                            </w:p>
-                          </w:sdtContent>
-                        </w:sdt>
-                      </w:txbxContent>
-                    </v:textbox>
-                    <w10:wrap anchorx="margin" anchory="page"/>
-                  </v:rect>
-                </w:pict>
-              </mc:Fallback>
-            </mc:AlternateContent>
+                          </w:pPr>
+                          <w:r>
+                            <w:rPr>
+                              <w:color w:val="F4F4E4" w:themeColor="background1"/>
+                              <w:sz w:val="24"/>
+                              <w:szCs w:val="24"/>
+                              <w:lang w:val="en-US"/>
+                            </w:rPr>
+                            <w:t>2024</w:t>
+                          </w:r>
+                        </w:p>
+                      </w:sdtContent>
+                    </w:sdt>
+                  </w:txbxContent>
+                </v:textbox>
+                <w10:wrap anchorx="margin" anchory="page"/>
+              </v:rect>
+            </w:pict>
           </w:r>
           <w:r>
             <w:br w:type="page"/>
@@ -860,6 +247,7 @@
           <w:b/>
           <w:bCs/>
           <w:noProof/>
+          <w:color w:val="F4F4E4" w:themeColor="background2"/>
         </w:rPr>
       </w:sdtEndPr>
       <w:sdtContent>
@@ -884,7 +272,12 @@
               <w:tab w:val="right" w:leader="dot" w:pos="9016"/>
             </w:tabs>
             <w:rPr>
+              <w:rFonts w:eastAsiaTheme="minorEastAsia"/>
               <w:noProof/>
+              <w:color w:val="auto"/>
+              <w:sz w:val="22"/>
+              <w:szCs w:val="22"/>
+              <w:lang w:eastAsia="sv-SE"/>
             </w:rPr>
           </w:pPr>
           <w:r>
@@ -899,7 +292,7 @@
           <w:r>
             <w:fldChar w:fldCharType="separate"/>
           </w:r>
-          <w:hyperlink w:anchor="_Toc173847831" w:history="1">
+          <w:hyperlink w:anchor="_Toc173944732" w:history="1">
             <w:r>
               <w:rPr>
                 <w:rStyle w:val="Hyperlink"/>
@@ -927,7 +320,7 @@
                 <w:noProof/>
                 <w:webHidden/>
               </w:rPr>
-              <w:instrText xml:space="preserve"> PAGEREF _Toc173847831 \h </w:instrText>
+              <w:instrText xml:space="preserve"> PAGEREF _Toc173944732 \h </w:instrText>
             </w:r>
             <w:r>
               <w:rPr>
@@ -965,17 +358,91 @@
               <w:tab w:val="right" w:leader="dot" w:pos="9016"/>
             </w:tabs>
             <w:rPr>
+              <w:rFonts w:eastAsiaTheme="minorEastAsia"/>
+              <w:noProof/>
+              <w:color w:val="auto"/>
+              <w:sz w:val="22"/>
+              <w:szCs w:val="22"/>
+              <w:lang w:eastAsia="sv-SE"/>
+            </w:rPr>
+          </w:pPr>
+          <w:hyperlink w:anchor="_Toc173944733" w:history="1">
+            <w:r>
+              <w:rPr>
+                <w:rStyle w:val="Hyperlink"/>
+                <w:noProof/>
+                <w:lang w:val="en-US"/>
+              </w:rPr>
+              <w:t>Gameplay</w:t>
+            </w:r>
+            <w:r>
+              <w:rPr>
+                <w:noProof/>
+                <w:webHidden/>
+              </w:rPr>
+              <w:tab/>
+            </w:r>
+            <w:r>
+              <w:rPr>
+                <w:noProof/>
+                <w:webHidden/>
+              </w:rPr>
+              <w:fldChar w:fldCharType="begin"/>
+            </w:r>
+            <w:r>
+              <w:rPr>
+                <w:noProof/>
+                <w:webHidden/>
+              </w:rPr>
+              <w:instrText xml:space="preserve"> PAGEREF _Toc173944733 \h </w:instrText>
+            </w:r>
+            <w:r>
+              <w:rPr>
+                <w:noProof/>
+                <w:webHidden/>
+              </w:rPr>
+            </w:r>
+            <w:r>
+              <w:rPr>
+                <w:noProof/>
+                <w:webHidden/>
+              </w:rPr>
+              <w:fldChar w:fldCharType="separate"/>
+            </w:r>
+            <w:r>
+              <w:rPr>
+                <w:noProof/>
+                <w:webHidden/>
+              </w:rPr>
+              <w:t>2</w:t>
+            </w:r>
+            <w:r>
+              <w:rPr>
+                <w:noProof/>
+                <w:webHidden/>
+              </w:rPr>
+              <w:fldChar w:fldCharType="end"/>
+            </w:r>
+          </w:hyperlink>
+        </w:p>
+        <w:p>
+          <w:pPr>
+            <w:pStyle w:val="TOC3"/>
+            <w:tabs>
+              <w:tab w:val="right" w:leader="dot" w:pos="9016"/>
+            </w:tabs>
+            <w:rPr>
               <w:noProof/>
             </w:rPr>
           </w:pPr>
-          <w:hyperlink w:anchor="_Toc173847832" w:history="1">
+          <w:hyperlink w:anchor="_Toc173944734" w:history="1">
             <w:r>
               <w:rPr>
                 <w:rStyle w:val="Hyperlink"/>
                 <w:noProof/>
                 <w:lang w:val="en-US"/>
               </w:rPr>
-              <w:t>Gameplay</w:t>
+              <w:t>First impression</w:t>
             </w:r>
             <w:r>
               <w:rPr>
@@ -996,7 +463,7 @@
                 <w:noProof/>
                 <w:webHidden/>
               </w:rPr>
-              <w:instrText xml:space="preserve"> PAGEREF _Toc173847832 \h </w:instrText>
+              <w:instrText xml:space="preserve"> PAGEREF _Toc173944734 \h </w:instrText>
             </w:r>
             <w:r>
               <w:rPr>
@@ -1017,6 +484,75 @@
                 <w:webHidden/>
               </w:rPr>
               <w:t>2</w:t>
+            </w:r>
+            <w:r>
+              <w:rPr>
+                <w:noProof/>
+                <w:webHidden/>
+              </w:rPr>
+              <w:fldChar w:fldCharType="end"/>
+            </w:r>
+          </w:hyperlink>
+        </w:p>
+        <w:p>
+          <w:pPr>
+            <w:pStyle w:val="TOC3"/>
+            <w:tabs>
+              <w:tab w:val="right" w:leader="dot" w:pos="9016"/>
+            </w:tabs>
+            <w:rPr>
+              <w:noProof/>
+            </w:rPr>
+          </w:pPr>
+          <w:hyperlink w:anchor="_Toc173944735" w:history="1">
+            <w:r>
+              <w:rPr>
+                <w:rStyle w:val="Hyperlink"/>
+                <w:noProof/>
+                <w:lang w:val="en-US"/>
+              </w:rPr>
+              <w:t>A Run</w:t>
+            </w:r>
+            <w:r>
+              <w:rPr>
+                <w:noProof/>
+                <w:webHidden/>
+              </w:rPr>
+              <w:tab/>
+            </w:r>
+            <w:r>
+              <w:rPr>
+                <w:noProof/>
+                <w:webHidden/>
+              </w:rPr>
+              <w:fldChar w:fldCharType="begin"/>
+            </w:r>
+            <w:r>
+              <w:rPr>
+                <w:noProof/>
+                <w:webHidden/>
+              </w:rPr>
+              <w:instrText xml:space="preserve"> PAGEREF _Toc173944735 \h </w:instrText>
+            </w:r>
+            <w:r>
+              <w:rPr>
+                <w:noProof/>
+                <w:webHidden/>
+              </w:rPr>
+            </w:r>
+            <w:r>
+              <w:rPr>
+                <w:noProof/>
+                <w:webHidden/>
+              </w:rPr>
+              <w:fldChar w:fldCharType="separate"/>
+            </w:r>
+            <w:r>
+              <w:rPr>
+                <w:noProof/>
+                <w:webHidden/>
+              </w:rPr>
+              <w:t>3</w:t>
             </w:r>
             <w:r>
               <w:rPr>
@@ -1068,14 +604,12 @@
       <w:pPr>
         <w:pStyle w:val="Heading1"/>
         <w:rPr>
-          <w:color w:val="FF4F78" w:themeColor="accent1"/>
           <w:lang w:val="en-US"/>
         </w:rPr>
       </w:pPr>
-      <w:bookmarkStart w:id="0" w:name="_Toc173847831"/>
-      <w:r>
-        <w:rPr>
-          <w:color w:val="FF4F78" w:themeColor="accent1"/>
+      <w:bookmarkStart w:id="0" w:name="_Toc173944732"/>
+      <w:r>
+        <w:rPr>
           <w:lang w:val="en-US"/>
         </w:rPr>
         <w:lastRenderedPageBreak/>
@@ -1086,13 +620,13 @@
     <w:p>
       <w:pPr>
         <w:rPr>
-          <w:color w:val="F4F4E4" w:themeColor="background2"/>
+          <w:color w:val="F4F4E4" w:themeColor="background1"/>
           <w:lang w:val="en-US"/>
         </w:rPr>
       </w:pPr>
       <w:r>
         <w:rPr>
-          <w:color w:val="F4F4E4" w:themeColor="background2"/>
+          <w:color w:val="F4F4E4" w:themeColor="background1"/>
           <w:lang w:val="en-US"/>
         </w:rPr>
         <w:t>Hey!</w:t>
@@ -1101,91 +635,43 @@
     <w:p>
       <w:pPr>
         <w:rPr>
-          <w:color w:val="F4F4E4" w:themeColor="background2"/>
+          <w:color w:val="F4F4E4" w:themeColor="background1"/>
           <w:lang w:val="en-US"/>
         </w:rPr>
       </w:pPr>
       <w:r>
         <w:rPr>
-          <w:color w:val="F4F4E4" w:themeColor="background2"/>
-          <w:lang w:val="en-US"/>
-        </w:rPr>
-        <w:t>Good to see you checking in! My love for games has grown strong over the years. Approximately 7 years ago, I opened up my first game engine and have been programming ever since. Fast forward to today, and now I create websites to promote my biggest game idea thus far. A roguelite</w:t>
-      </w:r>
-      <w:r>
-        <w:rPr>
-          <w:color w:val="F4F4E4" w:themeColor="background2"/>
-          <w:lang w:val="en-US"/>
-        </w:rPr>
-        <w:t xml:space="preserve"> </w:t>
-      </w:r>
-      <w:r>
-        <w:rPr>
-          <w:color w:val="F4F4E4" w:themeColor="background2"/>
-          <w:lang w:val="en-US"/>
-        </w:rPr>
-        <w:t>where the user never gets the feeling that she or he has experienced everything that the game has to offer. A roguelite</w:t>
-      </w:r>
-      <w:r>
-        <w:rPr>
-          <w:color w:val="F4F4E4" w:themeColor="background2"/>
-          <w:lang w:val="en-US"/>
-        </w:rPr>
-        <w:t xml:space="preserve"> </w:t>
-      </w:r>
-      <w:r>
-        <w:rPr>
-          <w:color w:val="F4F4E4" w:themeColor="background2"/>
-          <w:lang w:val="en-US"/>
-        </w:rPr>
-        <w:t>that never stops on giving.</w:t>
+          <w:color w:val="F4F4E4" w:themeColor="background1"/>
+          <w:lang w:val="en-US"/>
+        </w:rPr>
+        <w:t>Good to see you checking in! My love for games has grown strong over the years. Approximately 7 years ago, I opened up my first game engine and have been programming ever since. Fast forward to today, and now I create websites to promote my biggest game idea thus far. A roguelite where the user never gets the feeling that she or he has experienced everything that the game has to offer. A roguelite that never stops on giving.</w:t>
       </w:r>
     </w:p>
     <w:p>
       <w:pPr>
         <w:rPr>
+          <w:color w:val="F4F4E4" w:themeColor="background1"/>
           <w:lang w:val="en-US"/>
         </w:rPr>
       </w:pPr>
       <w:r>
         <w:rPr>
-          <w:lang w:val="en-US"/>
-        </w:rPr>
-        <w:t>Glitched Mayhem</w:t>
-      </w:r>
-      <w:r>
-        <w:rPr>
-          <w:lang w:val="en-US"/>
-        </w:rPr>
-        <w:t xml:space="preserve"> </w:t>
-      </w:r>
-      <w:r>
-        <w:rPr>
-          <w:lang w:val="en-US"/>
-        </w:rPr>
-        <w:t>is a roguelite with a high focus on replay ability, where new challenges and experiences never end. This project draws heavy inspiration from popular roguelites/roguelikes such as Risk of Rain 2, The Binding of Isaac, Hades, Cult of the Lamb, Journey of the Prairie King, and Undertale. Despite these influences, Glitched Mayhem strives to be original by connecting many elements cohesively without overwhelming the player. Elements like skill tree, powerups, card-selection, timed difficulty, achievements unlock</w:t>
-      </w:r>
-      <w:r>
-        <w:rPr>
-          <w:lang w:val="en-US"/>
-        </w:rPr>
-        <w:t>s</w:t>
-      </w:r>
-      <w:r>
-        <w:rPr>
-          <w:lang w:val="en-US"/>
-        </w:rPr>
-        <w:t>, stat building, economy, multiplayer and of course elements of the roguelite genre that keeps the play loop feel refreshing.</w:t>
+          <w:color w:val="F4F4E4" w:themeColor="background1"/>
+          <w:lang w:val="en-US"/>
+        </w:rPr>
+        <w:t>Glitched Mayhem is a roguelite with a high focus on replay ability, where new challenges and experiences never end. This project draws heavy inspiration from popular roguelites/roguelikes such as Risk of Rain 2, The Binding of Isaac, Hades, Cult of the Lamb, Journey of the Prairie King, and Undertale. Despite these influences, Glitched Mayhem strives to be original by connecting many elements cohesively without overwhelming the player. Elements like skill tree, powerups, card-selection, timed difficulty, achievements unlocks, stat building, economy, multiplayer and of course elements of the roguelite genre that keeps the play loop feel refreshing.</w:t>
       </w:r>
     </w:p>
     <w:p>
       <w:pPr>
         <w:rPr>
+          <w:color w:val="F4F4E4" w:themeColor="background1"/>
           <w:lang w:val="en-US"/>
         </w:rPr>
       </w:pPr>
       <w:r>
         <w:rPr>
+          <w:color w:val="F4F4E4" w:themeColor="background1"/>
           <w:lang w:val="en-US"/>
         </w:rPr>
         <w:t>Currently, Glitched Mayhem follows a story that indulges the player in a fun time on an old arcade machine that is supposedly out of order. As the player progresses, more glitches and artifacts appear, making the game seem increasingly broken. The final boss reveals that the player is causing the game's demise. Upon defeating the last boss, the game crashes, reboots, and you are back at the beginning in true roguelite fashion.</w:t>
@@ -1194,11 +680,13 @@
     <w:p>
       <w:pPr>
         <w:rPr>
+          <w:color w:val="F4F4E4" w:themeColor="background1"/>
           <w:lang w:val="en-US"/>
         </w:rPr>
       </w:pPr>
       <w:r>
         <w:rPr>
+          <w:color w:val="F4F4E4" w:themeColor="background1"/>
           <w:lang w:val="en-US"/>
         </w:rPr>
         <w:t>The game's release is planned for a soft launch in Q1 2025, with a full release closer to Q2 2025 on PC and all consoles as an action-roguelite. The game is in a state where the controls could be converted to touch controls, though there are no plans for this at the moment. A big selling point is that multiplayer (couch play) will be available at launch, with plans to expand multiplayer features in the future. Now! Enough   reading for a while, let me show you what this project is all about!</w:t>
@@ -1215,14 +703,12 @@
       <w:pPr>
         <w:pStyle w:val="Heading1"/>
         <w:rPr>
-          <w:color w:val="FF4F78" w:themeColor="accent1"/>
           <w:lang w:val="en-US"/>
         </w:rPr>
       </w:pPr>
-      <w:bookmarkStart w:id="1" w:name="_Toc173847832"/>
-      <w:r>
-        <w:rPr>
-          <w:color w:val="FF4F78" w:themeColor="accent1"/>
+      <w:bookmarkStart w:id="1" w:name="_Toc173944733"/>
+      <w:r>
+        <w:rPr>
           <w:lang w:val="en-US"/>
         </w:rPr>
         <w:t>Gameplay</w:t>
@@ -1233,41 +719,61 @@
       <w:pPr>
         <w:pStyle w:val="Heading3"/>
         <w:rPr>
+          <w:color w:val="F4F4E4" w:themeColor="background1"/>
           <w:lang w:val="en-US"/>
         </w:rPr>
       </w:pPr>
-      <w:r>
-        <w:rPr>
+      <w:bookmarkStart w:id="2" w:name="_Toc173944734"/>
+      <w:r>
+        <w:rPr>
+          <w:color w:val="F4F4E4" w:themeColor="background1"/>
           <w:lang w:val="en-US"/>
         </w:rPr>
         <w:t>First impression</w:t>
       </w:r>
+      <w:bookmarkEnd w:id="2"/>
     </w:p>
     <w:p>
       <w:pPr>
         <w:rPr>
+          <w:color w:val="F4F4E4" w:themeColor="background1"/>
           <w:lang w:val="en-US"/>
         </w:rPr>
       </w:pPr>
       <w:r>
         <w:rPr>
+          <w:color w:val="F4F4E4" w:themeColor="background1"/>
           <w:lang w:val="en-US"/>
         </w:rPr>
         <w:t xml:space="preserve">Like in most games when you open the game for the first time you have close to nothing to start of with. </w:t>
       </w:r>
-      <w:proofErr w:type="spellStart"/>
-      <w:r>
-        <w:rPr>
-          <w:lang w:val="en-US"/>
-        </w:rPr>
-        <w:t>Altough</w:t>
-      </w:r>
-      <w:proofErr w:type="spellEnd"/>
-      <w:r>
-        <w:rPr>
-          <w:lang w:val="en-US"/>
-        </w:rPr>
-        <w:t xml:space="preserve"> looking at your HUD you will see that you have icons with numbers next to them that represents your stats. For an example an axe next to a 1.0 that indicates that you currently have one attack damage. Since this is a stat building game, meaning that you actively are trying to increase whatever stat that your building towards, you will see a bunch of other stats that are at their minimums. </w:t>
+      <w:r>
+        <w:rPr>
+          <w:color w:val="F4F4E4" w:themeColor="background1"/>
+          <w:lang w:val="en-US"/>
+        </w:rPr>
+        <w:t>Although</w:t>
+      </w:r>
+      <w:r>
+        <w:rPr>
+          <w:color w:val="F4F4E4" w:themeColor="background1"/>
+          <w:lang w:val="en-US"/>
+        </w:rPr>
+        <w:t xml:space="preserve"> looking at your HUD you will see that you have icons with numbers next to them that represents your stats. For an example an axe next to a 1.0 that indicates that you currently have one attack damage. Since this is a stat building game, meaning that you actively are trying to increase whatever stat that </w:t>
+      </w:r>
+      <w:r>
+        <w:rPr>
+          <w:color w:val="F4F4E4" w:themeColor="background1"/>
+          <w:lang w:val="en-US"/>
+        </w:rPr>
+        <w:t>you’re</w:t>
+      </w:r>
+      <w:r>
+        <w:rPr>
+          <w:color w:val="F4F4E4" w:themeColor="background1"/>
+          <w:lang w:val="en-US"/>
+        </w:rPr>
+        <w:t xml:space="preserve"> building towards, you will see a bunch of other stats that are at their minimums. </w:t>
       </w:r>
     </w:p>
     <w:p>
@@ -1278,83 +784,157 @@
       </w:pPr>
       <w:r>
         <w:rPr>
+          <w:color w:val="F4F4E4" w:themeColor="background1"/>
           <w:lang w:val="en-US"/>
         </w:rPr>
         <w:t xml:space="preserve">This game is a bit unusual in the way that the menu screen that you are greeted with whenever you open the game or finishing a run is </w:t>
       </w:r>
       <w:r>
         <w:rPr>
+          <w:color w:val="F4F4E4" w:themeColor="background1"/>
           <w:lang w:val="en-US"/>
         </w:rPr>
         <w:t xml:space="preserve">not controlled by UI, and is rather controlled by the player moving around. </w:t>
       </w:r>
       <w:r>
         <w:rPr>
-          <w:lang w:val="en-US"/>
-        </w:rPr>
-        <w:t xml:space="preserve">Controlling the player is much similar to The binding of </w:t>
-      </w:r>
-      <w:proofErr w:type="spellStart"/>
-      <w:r>
-        <w:rPr>
-          <w:lang w:val="en-US"/>
-        </w:rPr>
-        <w:t>isaac</w:t>
-      </w:r>
-      <w:proofErr w:type="spellEnd"/>
-      <w:r>
-        <w:rPr>
-          <w:lang w:val="en-US"/>
-        </w:rPr>
-        <w:t xml:space="preserve">, where on keyboard you move with WASD and shoot with the arrow keys, if you are using a controller these are controlled with both joysticks. Much like in The binding of </w:t>
-      </w:r>
-      <w:proofErr w:type="spellStart"/>
-      <w:r>
-        <w:rPr>
-          <w:lang w:val="en-US"/>
-        </w:rPr>
-        <w:t>isaac</w:t>
-      </w:r>
-      <w:proofErr w:type="spellEnd"/>
-      <w:r>
-        <w:rPr>
-          <w:lang w:val="en-US"/>
-        </w:rPr>
-        <w:t xml:space="preserve"> you can only shoot in confined direction although the difference here is that you can shoot in 8 directions around you instead of 4.</w:t>
-      </w:r>
-      <w:r>
-        <w:rPr>
+          <w:color w:val="F4F4E4" w:themeColor="background1"/>
+          <w:lang w:val="en-US"/>
+        </w:rPr>
+        <w:t xml:space="preserve">Controlling the player is much similar to </w:t>
+      </w:r>
+      <w:r>
+        <w:rPr>
+          <w:color w:val="F4F4E4" w:themeColor="background1"/>
+          <w:lang w:val="en-US"/>
+        </w:rPr>
+        <w:t>the</w:t>
+      </w:r>
+      <w:r>
+        <w:rPr>
+          <w:color w:val="F4F4E4" w:themeColor="background1"/>
+          <w:lang w:val="en-US"/>
+        </w:rPr>
+        <w:t xml:space="preserve"> binding of </w:t>
+      </w:r>
+      <w:r>
+        <w:rPr>
+          <w:color w:val="F4F4E4" w:themeColor="background1"/>
+          <w:lang w:val="en-US"/>
+        </w:rPr>
+        <w:t>Isaac</w:t>
+      </w:r>
+      <w:r>
+        <w:rPr>
+          <w:color w:val="F4F4E4" w:themeColor="background1"/>
+          <w:lang w:val="en-US"/>
+        </w:rPr>
+        <w:t xml:space="preserve">, where on keyboard you move with WASD and shoot with the arrow keys, if you are using a controller these are controlled with both joysticks. Much like in </w:t>
+      </w:r>
+      <w:r>
+        <w:rPr>
+          <w:color w:val="F4F4E4" w:themeColor="background1"/>
+          <w:lang w:val="en-US"/>
+        </w:rPr>
+        <w:t>t</w:t>
+      </w:r>
+      <w:r>
+        <w:rPr>
+          <w:color w:val="F4F4E4" w:themeColor="background1"/>
+          <w:lang w:val="en-US"/>
+        </w:rPr>
+        <w:t xml:space="preserve">he binding of </w:t>
+      </w:r>
+      <w:r>
+        <w:rPr>
+          <w:color w:val="F4F4E4" w:themeColor="background1"/>
+          <w:lang w:val="en-US"/>
+        </w:rPr>
+        <w:t>Isaac</w:t>
+      </w:r>
+      <w:r>
+        <w:rPr>
+          <w:color w:val="F4F4E4" w:themeColor="background1"/>
+          <w:lang w:val="en-US"/>
+        </w:rPr>
+        <w:t xml:space="preserve"> you can only shoot in confined direction although the difference here is that you can shoot in </w:t>
+      </w:r>
+      <w:r>
+        <w:rPr>
+          <w:color w:val="F4F4E4" w:themeColor="background1"/>
+          <w:lang w:val="en-US"/>
+        </w:rPr>
+        <w:t>eight</w:t>
+      </w:r>
+      <w:r>
+        <w:rPr>
+          <w:color w:val="F4F4E4" w:themeColor="background1"/>
+          <w:lang w:val="en-US"/>
+        </w:rPr>
+        <w:t xml:space="preserve"> directions around you instead of </w:t>
+      </w:r>
+      <w:r>
+        <w:rPr>
+          <w:color w:val="F4F4E4" w:themeColor="background1"/>
+          <w:lang w:val="en-US"/>
+        </w:rPr>
+        <w:t>four</w:t>
+      </w:r>
+      <w:r>
+        <w:rPr>
+          <w:color w:val="F4F4E4" w:themeColor="background1"/>
+          <w:lang w:val="en-US"/>
+        </w:rPr>
+        <w:t>.</w:t>
+      </w:r>
+      <w:r>
+        <w:rPr>
+          <w:color w:val="F4F4E4" w:themeColor="background1"/>
+          <w:lang w:val="en-US"/>
+        </w:rPr>
+        <w:t xml:space="preserve"> </w:t>
+      </w:r>
+      <w:r>
+        <w:rPr>
+          <w:color w:val="F4F4E4" w:themeColor="background1"/>
           <w:lang w:val="en-US"/>
         </w:rPr>
         <w:t>You will see things such as “stations” that for now is locked and cannot be interacted with, you will also see buttons with labels such as “Start”, attacking these buttons wear them down and for the third attack it crumbles and activates in which this case for the Start button activates a gate to begin your first run. These stations can be unlocked in various ways which we will go into detail later, but as of now there are four stations on the menu screen as</w:t>
       </w:r>
       <w:r>
         <w:rPr>
+          <w:color w:val="F4F4E4" w:themeColor="background1"/>
           <w:lang w:val="en-US"/>
         </w:rPr>
         <w:t xml:space="preserve"> </w:t>
       </w:r>
       <w:r>
         <w:rPr>
+          <w:color w:val="F4F4E4" w:themeColor="background1"/>
           <w:lang w:val="en-US"/>
         </w:rPr>
         <w:t xml:space="preserve">well as a room to enable </w:t>
       </w:r>
       <w:r>
         <w:rPr>
+          <w:color w:val="F4F4E4" w:themeColor="background1"/>
           <w:lang w:val="en-US"/>
         </w:rPr>
         <w:lastRenderedPageBreak/>
-        <w:t xml:space="preserve">multiplayer which we also will be covering later. The Menu screen is the home and source to all things that permanently makes you stronger before entering a new run and will keep expanding functionalities in coming updates and so </w:t>
-      </w:r>
-      <w:proofErr w:type="spellStart"/>
-      <w:r>
-        <w:rPr>
-          <w:lang w:val="en-US"/>
-        </w:rPr>
-        <w:t>fourth</w:t>
-      </w:r>
-      <w:proofErr w:type="spellEnd"/>
+        <w:t xml:space="preserve">multiplayer </w:t>
+      </w:r>
+      <w:r>
+        <w:rPr>
+          <w:lang w:val="en-US"/>
+        </w:rPr>
+        <w:t xml:space="preserve">which we also will be covering later. The Menu screen is the home and source to all things that permanently makes you stronger before entering a new run and will keep expanding functionalities in coming updates and so </w:t>
+      </w:r>
+      <w:r>
+        <w:rPr>
+          <w:lang w:val="en-US"/>
+        </w:rPr>
+        <w:t>forth</w:t>
+      </w:r>
       <w:r>
         <w:rPr>
           <w:lang w:val="en-US"/>
@@ -1369,12 +949,14 @@
           <w:lang w:val="en-US"/>
         </w:rPr>
       </w:pPr>
+      <w:bookmarkStart w:id="3" w:name="_Toc173944735"/>
       <w:r>
         <w:rPr>
           <w:lang w:val="en-US"/>
         </w:rPr>
         <w:t>A Run</w:t>
       </w:r>
+      <w:bookmarkEnd w:id="3"/>
     </w:p>
     <w:p>
       <w:pPr>
@@ -1410,24 +992,150 @@
         <w:rPr>
           <w:lang w:val="en-US"/>
         </w:rPr>
-        <w:t xml:space="preserve"> Going back to the gameplay, you have probably got some hang of the controls from the menu screen and find yourself moving around and shooting the enemies. The enemies that spawns </w:t>
-      </w:r>
-      <w:proofErr w:type="spellStart"/>
-      <w:r>
-        <w:rPr>
-          <w:lang w:val="en-US"/>
-        </w:rPr>
-        <w:t>usally</w:t>
-      </w:r>
-      <w:proofErr w:type="spellEnd"/>
+        <w:t xml:space="preserve"> Going back to the gameplay, you have probably got some hang of the controls from the menu screen and find yourself moving around and shooting the enemies. The enemies that </w:t>
+      </w:r>
+      <w:r>
+        <w:rPr>
+          <w:lang w:val="en-US"/>
+        </w:rPr>
+        <w:t>spawn</w:t>
+      </w:r>
+      <w:r>
+        <w:rPr>
+          <w:lang w:val="en-US"/>
+        </w:rPr>
+        <w:t xml:space="preserve"> </w:t>
+      </w:r>
+      <w:r>
+        <w:rPr>
+          <w:lang w:val="en-US"/>
+        </w:rPr>
+        <w:t>usually</w:t>
+      </w:r>
       <w:r>
         <w:rPr>
           <w:lang w:val="en-US"/>
         </w:rPr>
         <w:t xml:space="preserve"> spawns outside the screen and walks into the room on open areas. It is also at this point you will notice that the camera and view of the game is static and will mostly always be. </w:t>
+      </w:r>
+    </w:p>
+    <w:p>
+      <w:pPr>
+        <w:rPr>
+          <w:lang w:val="en-US"/>
+        </w:rPr>
+      </w:pPr>
+      <w:r>
+        <w:rPr>
+          <w:lang w:val="en-US"/>
+        </w:rPr>
+        <w:t xml:space="preserve">After killing some enemies, you will encounter your first rouglite feature, this being leveling up and having a card selection appear. You will be able to choose from </w:t>
+      </w:r>
+      <w:r>
+        <w:rPr>
+          <w:lang w:val="en-US"/>
+        </w:rPr>
+        <w:t>three</w:t>
+      </w:r>
+      <w:r>
+        <w:rPr>
+          <w:lang w:val="en-US"/>
+        </w:rPr>
+        <w:t xml:space="preserve"> different cards that could either give you better stats or change something about the game that might suit your build. Enemies </w:t>
+      </w:r>
+      <w:r>
+        <w:rPr>
+          <w:lang w:val="en-US"/>
+        </w:rPr>
+        <w:t>not</w:t>
+      </w:r>
+      <w:r>
+        <w:rPr>
+          <w:lang w:val="en-US"/>
+        </w:rPr>
+        <w:t xml:space="preserve"> only drop experience upon their death, they could also drop coins or powerups, do keep in mind that things such as cards</w:t>
+      </w:r>
+      <w:r>
+        <w:rPr>
+          <w:lang w:val="en-US"/>
+        </w:rPr>
+        <w:t>, powerups or items bought during the run</w:t>
+      </w:r>
+      <w:r>
+        <w:rPr>
+          <w:lang w:val="en-US"/>
+        </w:rPr>
+        <w:t xml:space="preserve"> are not permanent and are only available during this particular run. Although items as coins (or later on tokens) </w:t>
+      </w:r>
+      <w:r>
+        <w:rPr>
+          <w:lang w:val="en-US"/>
+        </w:rPr>
+        <w:t>are permanent and can be spent during the run, after the run and in a new run.</w:t>
+      </w:r>
+      <w:r>
+        <w:rPr>
+          <w:lang w:val="en-US"/>
+        </w:rPr>
+        <w:t xml:space="preserve"> </w:t>
+      </w:r>
+      <w:r>
+        <w:rPr>
+          <w:lang w:val="en-US"/>
+        </w:rPr>
+        <w:t xml:space="preserve">I mentioned powerups, powerups are items dropped by enemies randomly and when picked up you will see one of your two powerup slots being occupied by the one you picked up. You can never pick up more than two at once and you will always need to activate the first powerup that you picked up. But do not let that confine you as you can keep activating as many powerups as you can meaning that you can stack all the powerups that you pick up, so in the end you can theoretically have infinite powerups active. You may still be a little confused since I have yet to explain what a powerup actually can do. Powerup can do all sorts of things but their main key is making you stronger for a given duration, it could for an example instead of shooting in a straight line as you normally do you now shoot in all eight </w:t>
+      </w:r>
+      <w:r>
+        <w:rPr>
+          <w:lang w:val="en-US"/>
+        </w:rPr>
+        <w:t>directions</w:t>
+      </w:r>
+      <w:r>
+        <w:rPr>
+          <w:lang w:val="en-US"/>
+        </w:rPr>
+        <w:t xml:space="preserve"> for 15</w:t>
+      </w:r>
+      <w:r>
+        <w:rPr>
+          <w:lang w:val="en-US"/>
+        </w:rPr>
+        <w:t xml:space="preserve"> seconds</w:t>
+      </w:r>
+      <w:r>
+        <w:rPr>
+          <w:lang w:val="en-US"/>
+        </w:rPr>
+        <w:t xml:space="preserve"> picking up the same powerup and using it as well would increase the direction from 8 to 16 and so on. Using powerups strategically could really change the course of the game for a brief moment</w:t>
+      </w:r>
+      <w:r>
+        <w:rPr>
+          <w:lang w:val="en-US"/>
+        </w:rPr>
+        <w:t>, which makes them really powerful.</w:t>
+      </w:r>
+    </w:p>
+    <w:p>
+      <w:pPr>
+        <w:rPr>
+          <w:lang w:val="en-US"/>
+        </w:rPr>
+      </w:pPr>
+      <w:r>
+        <w:rPr>
+          <w:lang w:val="en-US"/>
+        </w:rPr>
+        <w:t xml:space="preserve">New stages will make you face new challenges each time and once you reach the stage before a boss room you will encounter a shop which presents you three options that greatly increase one stat in exchange for some coins. The shop item bought as well as the previous elements I have mentioned are only acquired and used in your run and will not carry over to next runs. Once you are done in the shop you are now ready to face the first of many bosses, while trying to beat bosses the difficulty level will still get higher so it’s best to try and defeat bosses as quickly as possible. </w:t>
       </w:r>
     </w:p>
     <w:sectPr>
+      <w:headerReference w:type="even" r:id="rId8"/>
+      <w:headerReference w:type="default" r:id="rId9"/>
+      <w:footerReference w:type="even" r:id="rId10"/>
+      <w:footerReference w:type="default" r:id="rId11"/>
+      <w:headerReference w:type="first" r:id="rId12"/>
+      <w:footerReference w:type="first" r:id="rId13"/>
       <w:pgSz w:w="11906" w:h="16838"/>
       <w:pgMar w:top="1440" w:right="1440" w:bottom="1440" w:left="1440" w:header="708" w:footer="708" w:gutter="0"/>
       <w:pgNumType w:start="0"/>
@@ -1439,8 +1147,118 @@
 </w:document>
 </file>
 
+<file path=word/endnotes.xml><?xml version="1.0" encoding="utf-8"?>
+<w:endnotes xmlns:wpc="http://schemas.microsoft.com/office/word/2010/wordprocessingCanvas" xmlns:cx="http://schemas.microsoft.com/office/drawing/2014/chartex" xmlns:cx1="http://schemas.microsoft.com/office/drawing/2015/9/8/chartex" xmlns:cx2="http://schemas.microsoft.com/office/drawing/2015/10/21/chartex" xmlns:cx3="http://schemas.microsoft.com/office/drawing/2016/5/9/chartex" xmlns:cx4="http://schemas.microsoft.com/office/drawing/2016/5/10/chartex" xmlns:cx5="http://schemas.microsoft.com/office/drawing/2016/5/11/chartex" xmlns:cx6="http://schemas.microsoft.com/office/drawing/2016/5/12/chartex" xmlns:cx7="http://schemas.microsoft.com/office/drawing/2016/5/13/chartex" xmlns:cx8="http://schemas.microsoft.com/office/drawing/2016/5/14/chartex" xmlns:mc="http://schemas.openxmlformats.org/markup-compatibility/2006" xmlns:aink="http://schemas.microsoft.com/office/drawing/2016/ink" xmlns:am3d="http://schemas.microsoft.com/office/drawing/2017/model3d" xmlns:o="urn:schemas-microsoft-com:office:office" xmlns:oel="http://schemas.microsoft.com/office/2019/extlst" xmlns:r="http://schemas.openxmlformats.org/officeDocument/2006/relationships" xmlns:m="http://schemas.openxmlformats.org/officeDocument/2006/math" xmlns:v="urn:schemas-microsoft-com:vml" xmlns:wp14="http://schemas.microsoft.com/office/word/2010/wordprocessingDrawing" xmlns:wp="http://schemas.openxmlformats.org/drawingml/2006/wordprocessingDrawing" xmlns:w10="urn:schemas-microsoft-com:office:word" xmlns:w="http://schemas.openxmlformats.org/wordprocessingml/2006/main" xmlns:w14="http://schemas.microsoft.com/office/word/2010/wordml" xmlns:w15="http://schemas.microsoft.com/office/word/2012/wordml" xmlns:w16cex="http://schemas.microsoft.com/office/word/2018/wordml/cex" xmlns:w16cid="http://schemas.microsoft.com/office/word/2016/wordml/cid" xmlns:w16="http://schemas.microsoft.com/office/word/2018/wordml" xmlns:w16sdtdh="http://schemas.microsoft.com/office/word/2020/wordml/sdtdatahash" xmlns:w16se="http://schemas.microsoft.com/office/word/2015/wordml/symex" xmlns:wpg="http://schemas.microsoft.com/office/word/2010/wordprocessingGroup" xmlns:wpi="http://schemas.microsoft.com/office/word/2010/wordprocessingInk" xmlns:wne="http://schemas.microsoft.com/office/word/2006/wordml" xmlns:wps="http://schemas.microsoft.com/office/word/2010/wordprocessingShape" mc:Ignorable="w14 w15 w16se w16cid w16 w16cex w16sdtdh wp14">
+  <w:endnote w:type="separator" w:id="-1">
+    <w:p>
+      <w:pPr>
+        <w:spacing w:after="0" w:line="240" w:lineRule="auto"/>
+      </w:pPr>
+      <w:r>
+        <w:separator/>
+      </w:r>
+    </w:p>
+  </w:endnote>
+  <w:endnote w:type="continuationSeparator" w:id="0">
+    <w:p>
+      <w:pPr>
+        <w:spacing w:after="0" w:line="240" w:lineRule="auto"/>
+      </w:pPr>
+      <w:r>
+        <w:continuationSeparator/>
+      </w:r>
+    </w:p>
+  </w:endnote>
+</w:endnotes>
+</file>
+
+<file path=word/footer1.xml><?xml version="1.0" encoding="utf-8"?>
+<w:ftr xmlns:wpc="http://schemas.microsoft.com/office/word/2010/wordprocessingCanvas" xmlns:cx="http://schemas.microsoft.com/office/drawing/2014/chartex" xmlns:cx1="http://schemas.microsoft.com/office/drawing/2015/9/8/chartex" xmlns:cx2="http://schemas.microsoft.com/office/drawing/2015/10/21/chartex" xmlns:cx3="http://schemas.microsoft.com/office/drawing/2016/5/9/chartex" xmlns:cx4="http://schemas.microsoft.com/office/drawing/2016/5/10/chartex" xmlns:cx5="http://schemas.microsoft.com/office/drawing/2016/5/11/chartex" xmlns:cx6="http://schemas.microsoft.com/office/drawing/2016/5/12/chartex" xmlns:cx7="http://schemas.microsoft.com/office/drawing/2016/5/13/chartex" xmlns:cx8="http://schemas.microsoft.com/office/drawing/2016/5/14/chartex" xmlns:mc="http://schemas.openxmlformats.org/markup-compatibility/2006" xmlns:aink="http://schemas.microsoft.com/office/drawing/2016/ink" xmlns:am3d="http://schemas.microsoft.com/office/drawing/2017/model3d" xmlns:o="urn:schemas-microsoft-com:office:office" xmlns:oel="http://schemas.microsoft.com/office/2019/extlst" xmlns:r="http://schemas.openxmlformats.org/officeDocument/2006/relationships" xmlns:m="http://schemas.openxmlformats.org/officeDocument/2006/math" xmlns:v="urn:schemas-microsoft-com:vml" xmlns:wp14="http://schemas.microsoft.com/office/word/2010/wordprocessingDrawing" xmlns:wp="http://schemas.openxmlformats.org/drawingml/2006/wordprocessingDrawing" xmlns:w10="urn:schemas-microsoft-com:office:word" xmlns:w="http://schemas.openxmlformats.org/wordprocessingml/2006/main" xmlns:w14="http://schemas.microsoft.com/office/word/2010/wordml" xmlns:w15="http://schemas.microsoft.com/office/word/2012/wordml" xmlns:w16cex="http://schemas.microsoft.com/office/word/2018/wordml/cex" xmlns:w16cid="http://schemas.microsoft.com/office/word/2016/wordml/cid" xmlns:w16="http://schemas.microsoft.com/office/word/2018/wordml" xmlns:w16sdtdh="http://schemas.microsoft.com/office/word/2020/wordml/sdtdatahash" xmlns:w16se="http://schemas.microsoft.com/office/word/2015/wordml/symex" xmlns:wpg="http://schemas.microsoft.com/office/word/2010/wordprocessingGroup" xmlns:wpi="http://schemas.microsoft.com/office/word/2010/wordprocessingInk" xmlns:wne="http://schemas.microsoft.com/office/word/2006/wordml" xmlns:wps="http://schemas.microsoft.com/office/word/2010/wordprocessingShape" mc:Ignorable="w14 w15 w16se w16cid w16 w16cex w16sdtdh wp14">
+  <w:p>
+    <w:pPr>
+      <w:pStyle w:val="Footer"/>
+    </w:pPr>
+  </w:p>
+</w:ftr>
+</file>
+
+<file path=word/footer2.xml><?xml version="1.0" encoding="utf-8"?>
+<w:ftr xmlns:wpc="http://schemas.microsoft.com/office/word/2010/wordprocessingCanvas" xmlns:cx="http://schemas.microsoft.com/office/drawing/2014/chartex" xmlns:cx1="http://schemas.microsoft.com/office/drawing/2015/9/8/chartex" xmlns:cx2="http://schemas.microsoft.com/office/drawing/2015/10/21/chartex" xmlns:cx3="http://schemas.microsoft.com/office/drawing/2016/5/9/chartex" xmlns:cx4="http://schemas.microsoft.com/office/drawing/2016/5/10/chartex" xmlns:cx5="http://schemas.microsoft.com/office/drawing/2016/5/11/chartex" xmlns:cx6="http://schemas.microsoft.com/office/drawing/2016/5/12/chartex" xmlns:cx7="http://schemas.microsoft.com/office/drawing/2016/5/13/chartex" xmlns:cx8="http://schemas.microsoft.com/office/drawing/2016/5/14/chartex" xmlns:mc="http://schemas.openxmlformats.org/markup-compatibility/2006" xmlns:aink="http://schemas.microsoft.com/office/drawing/2016/ink" xmlns:am3d="http://schemas.microsoft.com/office/drawing/2017/model3d" xmlns:o="urn:schemas-microsoft-com:office:office" xmlns:oel="http://schemas.microsoft.com/office/2019/extlst" xmlns:r="http://schemas.openxmlformats.org/officeDocument/2006/relationships" xmlns:m="http://schemas.openxmlformats.org/officeDocument/2006/math" xmlns:v="urn:schemas-microsoft-com:vml" xmlns:wp14="http://schemas.microsoft.com/office/word/2010/wordprocessingDrawing" xmlns:wp="http://schemas.openxmlformats.org/drawingml/2006/wordprocessingDrawing" xmlns:w10="urn:schemas-microsoft-com:office:word" xmlns:w="http://schemas.openxmlformats.org/wordprocessingml/2006/main" xmlns:w14="http://schemas.microsoft.com/office/word/2010/wordml" xmlns:w15="http://schemas.microsoft.com/office/word/2012/wordml" xmlns:w16cex="http://schemas.microsoft.com/office/word/2018/wordml/cex" xmlns:w16cid="http://schemas.microsoft.com/office/word/2016/wordml/cid" xmlns:w16="http://schemas.microsoft.com/office/word/2018/wordml" xmlns:w16sdtdh="http://schemas.microsoft.com/office/word/2020/wordml/sdtdatahash" xmlns:w16se="http://schemas.microsoft.com/office/word/2015/wordml/symex" xmlns:wpg="http://schemas.microsoft.com/office/word/2010/wordprocessingGroup" xmlns:wpi="http://schemas.microsoft.com/office/word/2010/wordprocessingInk" xmlns:wne="http://schemas.microsoft.com/office/word/2006/wordml" xmlns:wps="http://schemas.microsoft.com/office/word/2010/wordprocessingShape" mc:Ignorable="w14 w15 w16se w16cid w16 w16cex w16sdtdh wp14">
+  <w:p>
+    <w:pPr>
+      <w:pStyle w:val="Footer"/>
+    </w:pPr>
+  </w:p>
+</w:ftr>
+</file>
+
+<file path=word/footer3.xml><?xml version="1.0" encoding="utf-8"?>
+<w:ftr xmlns:wpc="http://schemas.microsoft.com/office/word/2010/wordprocessingCanvas" xmlns:cx="http://schemas.microsoft.com/office/drawing/2014/chartex" xmlns:cx1="http://schemas.microsoft.com/office/drawing/2015/9/8/chartex" xmlns:cx2="http://schemas.microsoft.com/office/drawing/2015/10/21/chartex" xmlns:cx3="http://schemas.microsoft.com/office/drawing/2016/5/9/chartex" xmlns:cx4="http://schemas.microsoft.com/office/drawing/2016/5/10/chartex" xmlns:cx5="http://schemas.microsoft.com/office/drawing/2016/5/11/chartex" xmlns:cx6="http://schemas.microsoft.com/office/drawing/2016/5/12/chartex" xmlns:cx7="http://schemas.microsoft.com/office/drawing/2016/5/13/chartex" xmlns:cx8="http://schemas.microsoft.com/office/drawing/2016/5/14/chartex" xmlns:mc="http://schemas.openxmlformats.org/markup-compatibility/2006" xmlns:aink="http://schemas.microsoft.com/office/drawing/2016/ink" xmlns:am3d="http://schemas.microsoft.com/office/drawing/2017/model3d" xmlns:o="urn:schemas-microsoft-com:office:office" xmlns:oel="http://schemas.microsoft.com/office/2019/extlst" xmlns:r="http://schemas.openxmlformats.org/officeDocument/2006/relationships" xmlns:m="http://schemas.openxmlformats.org/officeDocument/2006/math" xmlns:v="urn:schemas-microsoft-com:vml" xmlns:wp14="http://schemas.microsoft.com/office/word/2010/wordprocessingDrawing" xmlns:wp="http://schemas.openxmlformats.org/drawingml/2006/wordprocessingDrawing" xmlns:w10="urn:schemas-microsoft-com:office:word" xmlns:w="http://schemas.openxmlformats.org/wordprocessingml/2006/main" xmlns:w14="http://schemas.microsoft.com/office/word/2010/wordml" xmlns:w15="http://schemas.microsoft.com/office/word/2012/wordml" xmlns:w16cex="http://schemas.microsoft.com/office/word/2018/wordml/cex" xmlns:w16cid="http://schemas.microsoft.com/office/word/2016/wordml/cid" xmlns:w16="http://schemas.microsoft.com/office/word/2018/wordml" xmlns:w16sdtdh="http://schemas.microsoft.com/office/word/2020/wordml/sdtdatahash" xmlns:w16se="http://schemas.microsoft.com/office/word/2015/wordml/symex" xmlns:wpg="http://schemas.microsoft.com/office/word/2010/wordprocessingGroup" xmlns:wpi="http://schemas.microsoft.com/office/word/2010/wordprocessingInk" xmlns:wne="http://schemas.microsoft.com/office/word/2006/wordml" xmlns:wps="http://schemas.microsoft.com/office/word/2010/wordprocessingShape" mc:Ignorable="w14 w15 w16se w16cid w16 w16cex w16sdtdh wp14">
+  <w:p>
+    <w:pPr>
+      <w:pStyle w:val="Footer"/>
+    </w:pPr>
+  </w:p>
+</w:ftr>
+</file>
+
+<file path=word/footnotes.xml><?xml version="1.0" encoding="utf-8"?>
+<w:footnotes xmlns:wpc="http://schemas.microsoft.com/office/word/2010/wordprocessingCanvas" xmlns:cx="http://schemas.microsoft.com/office/drawing/2014/chartex" xmlns:cx1="http://schemas.microsoft.com/office/drawing/2015/9/8/chartex" xmlns:cx2="http://schemas.microsoft.com/office/drawing/2015/10/21/chartex" xmlns:cx3="http://schemas.microsoft.com/office/drawing/2016/5/9/chartex" xmlns:cx4="http://schemas.microsoft.com/office/drawing/2016/5/10/chartex" xmlns:cx5="http://schemas.microsoft.com/office/drawing/2016/5/11/chartex" xmlns:cx6="http://schemas.microsoft.com/office/drawing/2016/5/12/chartex" xmlns:cx7="http://schemas.microsoft.com/office/drawing/2016/5/13/chartex" xmlns:cx8="http://schemas.microsoft.com/office/drawing/2016/5/14/chartex" xmlns:mc="http://schemas.openxmlformats.org/markup-compatibility/2006" xmlns:aink="http://schemas.microsoft.com/office/drawing/2016/ink" xmlns:am3d="http://schemas.microsoft.com/office/drawing/2017/model3d" xmlns:o="urn:schemas-microsoft-com:office:office" xmlns:oel="http://schemas.microsoft.com/office/2019/extlst" xmlns:r="http://schemas.openxmlformats.org/officeDocument/2006/relationships" xmlns:m="http://schemas.openxmlformats.org/officeDocument/2006/math" xmlns:v="urn:schemas-microsoft-com:vml" xmlns:wp14="http://schemas.microsoft.com/office/word/2010/wordprocessingDrawing" xmlns:wp="http://schemas.openxmlformats.org/drawingml/2006/wordprocessingDrawing" xmlns:w10="urn:schemas-microsoft-com:office:word" xmlns:w="http://schemas.openxmlformats.org/wordprocessingml/2006/main" xmlns:w14="http://schemas.microsoft.com/office/word/2010/wordml" xmlns:w15="http://schemas.microsoft.com/office/word/2012/wordml" xmlns:w16cex="http://schemas.microsoft.com/office/word/2018/wordml/cex" xmlns:w16cid="http://schemas.microsoft.com/office/word/2016/wordml/cid" xmlns:w16="http://schemas.microsoft.com/office/word/2018/wordml" xmlns:w16sdtdh="http://schemas.microsoft.com/office/word/2020/wordml/sdtdatahash" xmlns:w16se="http://schemas.microsoft.com/office/word/2015/wordml/symex" xmlns:wpg="http://schemas.microsoft.com/office/word/2010/wordprocessingGroup" xmlns:wpi="http://schemas.microsoft.com/office/word/2010/wordprocessingInk" xmlns:wne="http://schemas.microsoft.com/office/word/2006/wordml" xmlns:wps="http://schemas.microsoft.com/office/word/2010/wordprocessingShape" mc:Ignorable="w14 w15 w16se w16cid w16 w16cex w16sdtdh wp14">
+  <w:footnote w:type="separator" w:id="-1">
+    <w:p>
+      <w:pPr>
+        <w:spacing w:after="0" w:line="240" w:lineRule="auto"/>
+      </w:pPr>
+      <w:r>
+        <w:separator/>
+      </w:r>
+    </w:p>
+  </w:footnote>
+  <w:footnote w:type="continuationSeparator" w:id="0">
+    <w:p>
+      <w:pPr>
+        <w:spacing w:after="0" w:line="240" w:lineRule="auto"/>
+      </w:pPr>
+      <w:r>
+        <w:continuationSeparator/>
+      </w:r>
+    </w:p>
+  </w:footnote>
+</w:footnotes>
+</file>
+
+<file path=word/header1.xml><?xml version="1.0" encoding="utf-8"?>
+<w:hdr xmlns:wpc="http://schemas.microsoft.com/office/word/2010/wordprocessingCanvas" xmlns:cx="http://schemas.microsoft.com/office/drawing/2014/chartex" xmlns:cx1="http://schemas.microsoft.com/office/drawing/2015/9/8/chartex" xmlns:cx2="http://schemas.microsoft.com/office/drawing/2015/10/21/chartex" xmlns:cx3="http://schemas.microsoft.com/office/drawing/2016/5/9/chartex" xmlns:cx4="http://schemas.microsoft.com/office/drawing/2016/5/10/chartex" xmlns:cx5="http://schemas.microsoft.com/office/drawing/2016/5/11/chartex" xmlns:cx6="http://schemas.microsoft.com/office/drawing/2016/5/12/chartex" xmlns:cx7="http://schemas.microsoft.com/office/drawing/2016/5/13/chartex" xmlns:cx8="http://schemas.microsoft.com/office/drawing/2016/5/14/chartex" xmlns:mc="http://schemas.openxmlformats.org/markup-compatibility/2006" xmlns:aink="http://schemas.microsoft.com/office/drawing/2016/ink" xmlns:am3d="http://schemas.microsoft.com/office/drawing/2017/model3d" xmlns:o="urn:schemas-microsoft-com:office:office" xmlns:oel="http://schemas.microsoft.com/office/2019/extlst" xmlns:r="http://schemas.openxmlformats.org/officeDocument/2006/relationships" xmlns:m="http://schemas.openxmlformats.org/officeDocument/2006/math" xmlns:v="urn:schemas-microsoft-com:vml" xmlns:wp14="http://schemas.microsoft.com/office/word/2010/wordprocessingDrawing" xmlns:wp="http://schemas.openxmlformats.org/drawingml/2006/wordprocessingDrawing" xmlns:w10="urn:schemas-microsoft-com:office:word" xmlns:w="http://schemas.openxmlformats.org/wordprocessingml/2006/main" xmlns:w14="http://schemas.microsoft.com/office/word/2010/wordml" xmlns:w15="http://schemas.microsoft.com/office/word/2012/wordml" xmlns:w16cex="http://schemas.microsoft.com/office/word/2018/wordml/cex" xmlns:w16cid="http://schemas.microsoft.com/office/word/2016/wordml/cid" xmlns:w16="http://schemas.microsoft.com/office/word/2018/wordml" xmlns:w16sdtdh="http://schemas.microsoft.com/office/word/2020/wordml/sdtdatahash" xmlns:w16se="http://schemas.microsoft.com/office/word/2015/wordml/symex" xmlns:wpg="http://schemas.microsoft.com/office/word/2010/wordprocessingGroup" xmlns:wpi="http://schemas.microsoft.com/office/word/2010/wordprocessingInk" xmlns:wne="http://schemas.microsoft.com/office/word/2006/wordml" xmlns:wps="http://schemas.microsoft.com/office/word/2010/wordprocessingShape" mc:Ignorable="w14 w15 w16se w16cid w16 w16cex w16sdtdh wp14">
+  <w:p>
+    <w:pPr>
+      <w:pStyle w:val="Header"/>
+    </w:pPr>
+  </w:p>
+</w:hdr>
+</file>
+
+<file path=word/header2.xml><?xml version="1.0" encoding="utf-8"?>
+<w:hdr xmlns:wpc="http://schemas.microsoft.com/office/word/2010/wordprocessingCanvas" xmlns:cx="http://schemas.microsoft.com/office/drawing/2014/chartex" xmlns:cx1="http://schemas.microsoft.com/office/drawing/2015/9/8/chartex" xmlns:cx2="http://schemas.microsoft.com/office/drawing/2015/10/21/chartex" xmlns:cx3="http://schemas.microsoft.com/office/drawing/2016/5/9/chartex" xmlns:cx4="http://schemas.microsoft.com/office/drawing/2016/5/10/chartex" xmlns:cx5="http://schemas.microsoft.com/office/drawing/2016/5/11/chartex" xmlns:cx6="http://schemas.microsoft.com/office/drawing/2016/5/12/chartex" xmlns:cx7="http://schemas.microsoft.com/office/drawing/2016/5/13/chartex" xmlns:cx8="http://schemas.microsoft.com/office/drawing/2016/5/14/chartex" xmlns:mc="http://schemas.openxmlformats.org/markup-compatibility/2006" xmlns:aink="http://schemas.microsoft.com/office/drawing/2016/ink" xmlns:am3d="http://schemas.microsoft.com/office/drawing/2017/model3d" xmlns:o="urn:schemas-microsoft-com:office:office" xmlns:oel="http://schemas.microsoft.com/office/2019/extlst" xmlns:r="http://schemas.openxmlformats.org/officeDocument/2006/relationships" xmlns:m="http://schemas.openxmlformats.org/officeDocument/2006/math" xmlns:v="urn:schemas-microsoft-com:vml" xmlns:wp14="http://schemas.microsoft.com/office/word/2010/wordprocessingDrawing" xmlns:wp="http://schemas.openxmlformats.org/drawingml/2006/wordprocessingDrawing" xmlns:w10="urn:schemas-microsoft-com:office:word" xmlns:w="http://schemas.openxmlformats.org/wordprocessingml/2006/main" xmlns:w14="http://schemas.microsoft.com/office/word/2010/wordml" xmlns:w15="http://schemas.microsoft.com/office/word/2012/wordml" xmlns:w16cex="http://schemas.microsoft.com/office/word/2018/wordml/cex" xmlns:w16cid="http://schemas.microsoft.com/office/word/2016/wordml/cid" xmlns:w16="http://schemas.microsoft.com/office/word/2018/wordml" xmlns:w16sdtdh="http://schemas.microsoft.com/office/word/2020/wordml/sdtdatahash" xmlns:w16se="http://schemas.microsoft.com/office/word/2015/wordml/symex" xmlns:wpg="http://schemas.microsoft.com/office/word/2010/wordprocessingGroup" xmlns:wpi="http://schemas.microsoft.com/office/word/2010/wordprocessingInk" xmlns:wne="http://schemas.microsoft.com/office/word/2006/wordml" xmlns:wps="http://schemas.microsoft.com/office/word/2010/wordprocessingShape" mc:Ignorable="w14 w15 w16se w16cid w16 w16cex w16sdtdh wp14">
+  <w:p>
+    <w:pPr>
+      <w:pStyle w:val="Header"/>
+    </w:pPr>
+  </w:p>
+</w:hdr>
+</file>
+
+<file path=word/header3.xml><?xml version="1.0" encoding="utf-8"?>
+<w:hdr xmlns:wpc="http://schemas.microsoft.com/office/word/2010/wordprocessingCanvas" xmlns:cx="http://schemas.microsoft.com/office/drawing/2014/chartex" xmlns:cx1="http://schemas.microsoft.com/office/drawing/2015/9/8/chartex" xmlns:cx2="http://schemas.microsoft.com/office/drawing/2015/10/21/chartex" xmlns:cx3="http://schemas.microsoft.com/office/drawing/2016/5/9/chartex" xmlns:cx4="http://schemas.microsoft.com/office/drawing/2016/5/10/chartex" xmlns:cx5="http://schemas.microsoft.com/office/drawing/2016/5/11/chartex" xmlns:cx6="http://schemas.microsoft.com/office/drawing/2016/5/12/chartex" xmlns:cx7="http://schemas.microsoft.com/office/drawing/2016/5/13/chartex" xmlns:cx8="http://schemas.microsoft.com/office/drawing/2016/5/14/chartex" xmlns:mc="http://schemas.openxmlformats.org/markup-compatibility/2006" xmlns:aink="http://schemas.microsoft.com/office/drawing/2016/ink" xmlns:am3d="http://schemas.microsoft.com/office/drawing/2017/model3d" xmlns:o="urn:schemas-microsoft-com:office:office" xmlns:oel="http://schemas.microsoft.com/office/2019/extlst" xmlns:r="http://schemas.openxmlformats.org/officeDocument/2006/relationships" xmlns:m="http://schemas.openxmlformats.org/officeDocument/2006/math" xmlns:v="urn:schemas-microsoft-com:vml" xmlns:wp14="http://schemas.microsoft.com/office/word/2010/wordprocessingDrawing" xmlns:wp="http://schemas.openxmlformats.org/drawingml/2006/wordprocessingDrawing" xmlns:w10="urn:schemas-microsoft-com:office:word" xmlns:w="http://schemas.openxmlformats.org/wordprocessingml/2006/main" xmlns:w14="http://schemas.microsoft.com/office/word/2010/wordml" xmlns:w15="http://schemas.microsoft.com/office/word/2012/wordml" xmlns:w16cex="http://schemas.microsoft.com/office/word/2018/wordml/cex" xmlns:w16cid="http://schemas.microsoft.com/office/word/2016/wordml/cid" xmlns:w16="http://schemas.microsoft.com/office/word/2018/wordml" xmlns:w16sdtdh="http://schemas.microsoft.com/office/word/2020/wordml/sdtdatahash" xmlns:w16se="http://schemas.microsoft.com/office/word/2015/wordml/symex" xmlns:wpg="http://schemas.microsoft.com/office/word/2010/wordprocessingGroup" xmlns:wpi="http://schemas.microsoft.com/office/word/2010/wordprocessingInk" xmlns:wne="http://schemas.microsoft.com/office/word/2006/wordml" xmlns:wps="http://schemas.microsoft.com/office/word/2010/wordprocessingShape" mc:Ignorable="w14 w15 w16se w16cid w16 w16cex w16sdtdh wp14">
+  <w:p>
+    <w:pPr>
+      <w:pStyle w:val="Header"/>
+    </w:pPr>
+  </w:p>
+</w:hdr>
+</file>
+
 <file path=word/styles.xml><?xml version="1.0" encoding="utf-8"?>
-<w:styles xmlns:mc="http://schemas.openxmlformats.org/markup-compatibility/2006" xmlns:r="http://schemas.openxmlformats.org/officeDocument/2006/relationships" xmlns:w="http://schemas.openxmlformats.org/wordprocessingml/2006/main" xmlns:w14="http://schemas.microsoft.com/office/word/2010/wordml" xmlns:w15="http://schemas.microsoft.com/office/word/2012/wordml" xmlns:w16cex="http://schemas.microsoft.com/office/word/2018/wordml/cex" xmlns:w16cid="http://schemas.microsoft.com/office/word/2016/wordml/cid" xmlns:w16="http://schemas.microsoft.com/office/word/2018/wordml" xmlns:w16du="http://schemas.microsoft.com/office/word/2023/wordml/word16du" xmlns:w16sdtdh="http://schemas.microsoft.com/office/word/2020/wordml/sdtdatahash" xmlns:w16se="http://schemas.microsoft.com/office/word/2015/wordml/symex" mc:Ignorable="w14 w15 w16se w16cid w16 w16cex w16sdtdh w16du">
+<w:styles xmlns:mc="http://schemas.openxmlformats.org/markup-compatibility/2006" xmlns:r="http://schemas.openxmlformats.org/officeDocument/2006/relationships" xmlns:w="http://schemas.openxmlformats.org/wordprocessingml/2006/main" xmlns:w14="http://schemas.microsoft.com/office/word/2010/wordml" xmlns:w15="http://schemas.microsoft.com/office/word/2012/wordml" xmlns:w16cex="http://schemas.microsoft.com/office/word/2018/wordml/cex" xmlns:w16cid="http://schemas.microsoft.com/office/word/2016/wordml/cid" xmlns:w16="http://schemas.microsoft.com/office/word/2018/wordml" xmlns:w16sdtdh="http://schemas.microsoft.com/office/word/2020/wordml/sdtdatahash" xmlns:w16se="http://schemas.microsoft.com/office/word/2015/wordml/symex" mc:Ignorable="w14 w15 w16se w16cid w16 w16cex w16sdtdh">
   <w:docDefaults>
     <w:rPrDefault>
       <w:rPr>
@@ -1837,7 +1655,10 @@
   <w:style w:type="paragraph" w:default="1" w:styleId="Normal">
     <w:name w:val="Normal"/>
     <w:qFormat/>
-    <w:rsid w:val="00464AA8"/>
+    <w:rsid w:val="008A7A0C"/>
+    <w:rPr>
+      <w:color w:val="F4F4E4" w:themeColor="background2"/>
+    </w:rPr>
   </w:style>
   <w:style w:type="paragraph" w:styleId="Heading1">
     <w:name w:val="heading 1"/>
@@ -1846,7 +1667,7 @@
     <w:link w:val="Heading1Char"/>
     <w:uiPriority w:val="9"/>
     <w:qFormat/>
-    <w:rsid w:val="00464AA8"/>
+    <w:rsid w:val="00DF71F6"/>
     <w:pPr>
       <w:keepNext/>
       <w:keepLines/>
@@ -1856,7 +1677,7 @@
     </w:pPr>
     <w:rPr>
       <w:rFonts w:asciiTheme="majorHAnsi" w:eastAsiaTheme="majorEastAsia" w:hAnsiTheme="majorHAnsi" w:cstheme="majorBidi"/>
-      <w:color w:val="FA0039" w:themeColor="accent1" w:themeShade="BF"/>
+      <w:color w:val="FF4F78" w:themeColor="accent1"/>
       <w:sz w:val="40"/>
       <w:szCs w:val="40"/>
     </w:rPr>
@@ -1891,7 +1712,7 @@
     <w:uiPriority w:val="9"/>
     <w:unhideWhenUsed/>
     <w:qFormat/>
-    <w:rsid w:val="00464AA8"/>
+    <w:rsid w:val="008A7A0C"/>
     <w:pPr>
       <w:keepNext/>
       <w:keepLines/>
@@ -2069,10 +1890,10 @@
     <w:basedOn w:val="DefaultParagraphFont"/>
     <w:link w:val="Heading1"/>
     <w:uiPriority w:val="9"/>
-    <w:rsid w:val="00464AA8"/>
+    <w:rsid w:val="00DF71F6"/>
     <w:rPr>
       <w:rFonts w:asciiTheme="majorHAnsi" w:eastAsiaTheme="majorEastAsia" w:hAnsiTheme="majorHAnsi" w:cstheme="majorBidi"/>
-      <w:color w:val="FA0039" w:themeColor="accent1" w:themeShade="BF"/>
+      <w:color w:val="FF4F78" w:themeColor="accent1"/>
       <w:sz w:val="40"/>
       <w:szCs w:val="40"/>
     </w:rPr>
@@ -2094,9 +1915,10 @@
     <w:basedOn w:val="DefaultParagraphFont"/>
     <w:link w:val="Heading3"/>
     <w:uiPriority w:val="9"/>
-    <w:rsid w:val="00464AA8"/>
+    <w:rsid w:val="008A7A0C"/>
     <w:rPr>
       <w:rFonts w:asciiTheme="majorHAnsi" w:eastAsiaTheme="majorEastAsia" w:hAnsiTheme="majorHAnsi" w:cstheme="majorBidi"/>
+      <w:color w:val="F4F4E4" w:themeColor="background2"/>
       <w:sz w:val="32"/>
       <w:szCs w:val="32"/>
     </w:rPr>
@@ -2497,6 +2319,63 @@
       <w:color w:val="1F232F" w:themeColor="hyperlink"/>
       <w:u w:val="single"/>
     </w:rPr>
+  </w:style>
+  <w:style w:type="paragraph" w:styleId="Header">
+    <w:name w:val="header"/>
+    <w:basedOn w:val="Normal"/>
+    <w:link w:val="HeaderChar"/>
+    <w:uiPriority w:val="99"/>
+    <w:unhideWhenUsed/>
+    <w:rsid w:val="00DF71F6"/>
+    <w:pPr>
+      <w:tabs>
+        <w:tab w:val="center" w:pos="4513"/>
+        <w:tab w:val="right" w:pos="9026"/>
+      </w:tabs>
+      <w:spacing w:after="0" w:line="240" w:lineRule="auto"/>
+    </w:pPr>
+  </w:style>
+  <w:style w:type="character" w:customStyle="1" w:styleId="HeaderChar">
+    <w:name w:val="Header Char"/>
+    <w:basedOn w:val="DefaultParagraphFont"/>
+    <w:link w:val="Header"/>
+    <w:uiPriority w:val="99"/>
+    <w:rsid w:val="00DF71F6"/>
+  </w:style>
+  <w:style w:type="paragraph" w:styleId="Footer">
+    <w:name w:val="footer"/>
+    <w:basedOn w:val="Normal"/>
+    <w:link w:val="FooterChar"/>
+    <w:uiPriority w:val="99"/>
+    <w:unhideWhenUsed/>
+    <w:rsid w:val="00DF71F6"/>
+    <w:pPr>
+      <w:tabs>
+        <w:tab w:val="center" w:pos="4513"/>
+        <w:tab w:val="right" w:pos="9026"/>
+      </w:tabs>
+      <w:spacing w:after="0" w:line="240" w:lineRule="auto"/>
+    </w:pPr>
+  </w:style>
+  <w:style w:type="character" w:customStyle="1" w:styleId="FooterChar">
+    <w:name w:val="Footer Char"/>
+    <w:basedOn w:val="DefaultParagraphFont"/>
+    <w:link w:val="Footer"/>
+    <w:uiPriority w:val="99"/>
+    <w:rsid w:val="00DF71F6"/>
+  </w:style>
+  <w:style w:type="paragraph" w:styleId="TOC3">
+    <w:name w:val="toc 3"/>
+    <w:basedOn w:val="Normal"/>
+    <w:next w:val="Normal"/>
+    <w:autoRedefine/>
+    <w:uiPriority w:val="39"/>
+    <w:unhideWhenUsed/>
+    <w:rsid w:val="00EC70CE"/>
+    <w:pPr>
+      <w:spacing w:after="100"/>
+      <w:ind w:left="420"/>
+    </w:pPr>
   </w:style>
 </w:styles>
 </file>
